--- a/docs/Next_Owner_Market_App_Builder_Playbook.docx
+++ b/docs/Next_Owner_Market_App_Builder_Playbook.docx
@@ -41661,6 +41661,2205 @@
           <w:rStyle w:val="OperatorTok"/>
         </w:rPr>
         <w:t xml:space="preserve">;</w:t>
+      </w:r>
+      <w:r>
+        <w:br/>
+      </w:r>
+      <w:r>
+        <w:rPr>
+          <w:rStyle w:val="NormalTok"/>
+        </w:rPr>
+        <w:t xml:space="preserve">}</w:t>
+      </w:r>
+      <w:r>
+        <w:br/>
+      </w:r>
+      <w:r>
+        <w:br/>
+      </w:r>
+      <w:r>
+        <w:rPr>
+          <w:rStyle w:val="CommentTok"/>
+        </w:rPr>
+        <w:t xml:space="preserve">/**</w:t>
+      </w:r>
+      <w:r>
+        <w:br/>
+      </w:r>
+      <w:r>
+        <w:rPr>
+          <w:rStyle w:val="CommentTok"/>
+        </w:rPr>
+        <w:t xml:space="preserve"> * Oct 9, 2026: the AI account ran out of prepaid credit and every tool told customers "try a clearer photo."</w:t>
+      </w:r>
+      <w:r>
+        <w:br/>
+      </w:r>
+      <w:r>
+        <w:rPr>
+          <w:rStyle w:val="CommentTok"/>
+        </w:rPr>
+        <w:t xml:space="preserve"> * These tell an outage apart from a bad photo: out of credit, bad key, rate limit, overloaded or server errors.</w:t>
+      </w:r>
+      <w:r>
+        <w:br/>
+      </w:r>
+      <w:r>
+        <w:rPr>
+          <w:rStyle w:val="CommentTok"/>
+        </w:rPr>
+        <w:t xml:space="preserve"> */</w:t>
+      </w:r>
+      <w:r>
+        <w:br/>
+      </w:r>
+      <w:r>
+        <w:rPr>
+          <w:rStyle w:val="ImportTok"/>
+        </w:rPr>
+        <w:t xml:space="preserve">export</w:t>
+      </w:r>
+      <w:r>
+        <w:rPr>
+          <w:rStyle w:val="NormalTok"/>
+        </w:rPr>
+        <w:t xml:space="preserve"> </w:t>
+      </w:r>
+      <w:r>
+        <w:rPr>
+          <w:rStyle w:val="KeywordTok"/>
+        </w:rPr>
+        <w:t xml:space="preserve">function</w:t>
+      </w:r>
+      <w:r>
+        <w:rPr>
+          <w:rStyle w:val="NormalTok"/>
+        </w:rPr>
+        <w:t xml:space="preserve"> </w:t>
+      </w:r>
+      <w:r>
+        <w:rPr>
+          <w:rStyle w:val="FunctionTok"/>
+        </w:rPr>
+        <w:t xml:space="preserve">aiServiceDown</w:t>
+      </w:r>
+      <w:r>
+        <w:rPr>
+          <w:rStyle w:val="NormalTok"/>
+        </w:rPr>
+        <w:t xml:space="preserve">(e</w:t>
+      </w:r>
+      <w:r>
+        <w:rPr>
+          <w:rStyle w:val="OperatorTok"/>
+        </w:rPr>
+        <w:t xml:space="preserve">:</w:t>
+      </w:r>
+      <w:r>
+        <w:rPr>
+          <w:rStyle w:val="NormalTok"/>
+        </w:rPr>
+        <w:t xml:space="preserve"> </w:t>
+      </w:r>
+      <w:r>
+        <w:rPr>
+          <w:rStyle w:val="DataTypeTok"/>
+        </w:rPr>
+        <w:t xml:space="preserve">unknown</w:t>
+      </w:r>
+      <w:r>
+        <w:rPr>
+          <w:rStyle w:val="NormalTok"/>
+        </w:rPr>
+        <w:t xml:space="preserve">)</w:t>
+      </w:r>
+      <w:r>
+        <w:rPr>
+          <w:rStyle w:val="OperatorTok"/>
+        </w:rPr>
+        <w:t xml:space="preserve">:</w:t>
+      </w:r>
+      <w:r>
+        <w:rPr>
+          <w:rStyle w:val="NormalTok"/>
+        </w:rPr>
+        <w:t xml:space="preserve"> </w:t>
+      </w:r>
+      <w:r>
+        <w:rPr>
+          <w:rStyle w:val="DataTypeTok"/>
+        </w:rPr>
+        <w:t xml:space="preserve">boolean</w:t>
+      </w:r>
+      <w:r>
+        <w:rPr>
+          <w:rStyle w:val="NormalTok"/>
+        </w:rPr>
+        <w:t xml:space="preserve"> {</w:t>
+      </w:r>
+      <w:r>
+        <w:br/>
+      </w:r>
+      <w:r>
+        <w:rPr>
+          <w:rStyle w:val="NormalTok"/>
+        </w:rPr>
+        <w:t xml:space="preserve">  </w:t>
+      </w:r>
+      <w:r>
+        <w:rPr>
+          <w:rStyle w:val="KeywordTok"/>
+        </w:rPr>
+        <w:t xml:space="preserve">const</w:t>
+      </w:r>
+      <w:r>
+        <w:rPr>
+          <w:rStyle w:val="NormalTok"/>
+        </w:rPr>
+        <w:t xml:space="preserve"> status </w:t>
+      </w:r>
+      <w:r>
+        <w:rPr>
+          <w:rStyle w:val="OperatorTok"/>
+        </w:rPr>
+        <w:t xml:space="preserve">=</w:t>
+      </w:r>
+      <w:r>
+        <w:rPr>
+          <w:rStyle w:val="NormalTok"/>
+        </w:rPr>
+        <w:t xml:space="preserve"> </w:t>
+      </w:r>
+      <w:r>
+        <w:rPr>
+          <w:rStyle w:val="BuiltInTok"/>
+        </w:rPr>
+        <w:t xml:space="preserve">Number</w:t>
+      </w:r>
+      <w:r>
+        <w:rPr>
+          <w:rStyle w:val="NormalTok"/>
+        </w:rPr>
+        <w:t xml:space="preserve">((e </w:t>
+      </w:r>
+      <w:r>
+        <w:rPr>
+          <w:rStyle w:val="ImportTok"/>
+        </w:rPr>
+        <w:t xml:space="preserve">as</w:t>
+      </w:r>
+      <w:r>
+        <w:rPr>
+          <w:rStyle w:val="NormalTok"/>
+        </w:rPr>
+        <w:t xml:space="preserve"> { status</w:t>
+      </w:r>
+      <w:r>
+        <w:rPr>
+          <w:rStyle w:val="OperatorTok"/>
+        </w:rPr>
+        <w:t xml:space="preserve">?:</w:t>
+      </w:r>
+      <w:r>
+        <w:rPr>
+          <w:rStyle w:val="NormalTok"/>
+        </w:rPr>
+        <w:t xml:space="preserve"> </w:t>
+      </w:r>
+      <w:r>
+        <w:rPr>
+          <w:rStyle w:val="DataTypeTok"/>
+        </w:rPr>
+        <w:t xml:space="preserve">number</w:t>
+      </w:r>
+      <w:r>
+        <w:rPr>
+          <w:rStyle w:val="NormalTok"/>
+        </w:rPr>
+        <w:t xml:space="preserve"> } </w:t>
+      </w:r>
+      <w:r>
+        <w:rPr>
+          <w:rStyle w:val="OperatorTok"/>
+        </w:rPr>
+        <w:t xml:space="preserve">|</w:t>
+      </w:r>
+      <w:r>
+        <w:rPr>
+          <w:rStyle w:val="NormalTok"/>
+        </w:rPr>
+        <w:t xml:space="preserve"> </w:t>
+      </w:r>
+      <w:r>
+        <w:rPr>
+          <w:rStyle w:val="DataTypeTok"/>
+        </w:rPr>
+        <w:t xml:space="preserve">null</w:t>
+      </w:r>
+      <w:r>
+        <w:rPr>
+          <w:rStyle w:val="NormalTok"/>
+        </w:rPr>
+        <w:t xml:space="preserve">)</w:t>
+      </w:r>
+      <w:r>
+        <w:rPr>
+          <w:rStyle w:val="OperatorTok"/>
+        </w:rPr>
+        <w:t xml:space="preserve">?.</w:t>
+      </w:r>
+      <w:r>
+        <w:rPr>
+          <w:rStyle w:val="AttributeTok"/>
+        </w:rPr>
+        <w:t xml:space="preserve">status</w:t>
+      </w:r>
+      <w:r>
+        <w:rPr>
+          <w:rStyle w:val="NormalTok"/>
+        </w:rPr>
+        <w:t xml:space="preserve"> </w:t>
+      </w:r>
+      <w:r>
+        <w:rPr>
+          <w:rStyle w:val="OperatorTok"/>
+        </w:rPr>
+        <w:t xml:space="preserve">||</w:t>
+      </w:r>
+      <w:r>
+        <w:rPr>
+          <w:rStyle w:val="NormalTok"/>
+        </w:rPr>
+        <w:t xml:space="preserve"> </w:t>
+      </w:r>
+      <w:r>
+        <w:rPr>
+          <w:rStyle w:val="DecValTok"/>
+        </w:rPr>
+        <w:t xml:space="preserve">0</w:t>
+      </w:r>
+      <w:r>
+        <w:rPr>
+          <w:rStyle w:val="NormalTok"/>
+        </w:rPr>
+        <w:t xml:space="preserve">)</w:t>
+      </w:r>
+      <w:r>
+        <w:rPr>
+          <w:rStyle w:val="OperatorTok"/>
+        </w:rPr>
+        <w:t xml:space="preserve">;</w:t>
+      </w:r>
+      <w:r>
+        <w:br/>
+      </w:r>
+      <w:r>
+        <w:rPr>
+          <w:rStyle w:val="NormalTok"/>
+        </w:rPr>
+        <w:t xml:space="preserve">  </w:t>
+      </w:r>
+      <w:r>
+        <w:rPr>
+          <w:rStyle w:val="KeywordTok"/>
+        </w:rPr>
+        <w:t xml:space="preserve">const</w:t>
+      </w:r>
+      <w:r>
+        <w:rPr>
+          <w:rStyle w:val="NormalTok"/>
+        </w:rPr>
+        <w:t xml:space="preserve"> msg </w:t>
+      </w:r>
+      <w:r>
+        <w:rPr>
+          <w:rStyle w:val="OperatorTok"/>
+        </w:rPr>
+        <w:t xml:space="preserve">=</w:t>
+      </w:r>
+      <w:r>
+        <w:rPr>
+          <w:rStyle w:val="NormalTok"/>
+        </w:rPr>
+        <w:t xml:space="preserve"> e </w:t>
+      </w:r>
+      <w:r>
+        <w:rPr>
+          <w:rStyle w:val="KeywordTok"/>
+        </w:rPr>
+        <w:t xml:space="preserve">instanceof</w:t>
+      </w:r>
+      <w:r>
+        <w:rPr>
+          <w:rStyle w:val="NormalTok"/>
+        </w:rPr>
+        <w:t xml:space="preserve"> </w:t>
+      </w:r>
+      <w:r>
+        <w:rPr>
+          <w:rStyle w:val="BuiltInTok"/>
+        </w:rPr>
+        <w:t xml:space="preserve">Error</w:t>
+      </w:r>
+      <w:r>
+        <w:rPr>
+          <w:rStyle w:val="NormalTok"/>
+        </w:rPr>
+        <w:t xml:space="preserve"> </w:t>
+      </w:r>
+      <w:r>
+        <w:rPr>
+          <w:rStyle w:val="OperatorTok"/>
+        </w:rPr>
+        <w:t xml:space="preserve">?</w:t>
+      </w:r>
+      <w:r>
+        <w:rPr>
+          <w:rStyle w:val="NormalTok"/>
+        </w:rPr>
+        <w:t xml:space="preserve"> e</w:t>
+      </w:r>
+      <w:r>
+        <w:rPr>
+          <w:rStyle w:val="OperatorTok"/>
+        </w:rPr>
+        <w:t xml:space="preserve">.</w:t>
+      </w:r>
+      <w:r>
+        <w:rPr>
+          <w:rStyle w:val="AttributeTok"/>
+        </w:rPr>
+        <w:t xml:space="preserve">message</w:t>
+      </w:r>
+      <w:r>
+        <w:rPr>
+          <w:rStyle w:val="NormalTok"/>
+        </w:rPr>
+        <w:t xml:space="preserve"> </w:t>
+      </w:r>
+      <w:r>
+        <w:rPr>
+          <w:rStyle w:val="OperatorTok"/>
+        </w:rPr>
+        <w:t xml:space="preserve">:</w:t>
+      </w:r>
+      <w:r>
+        <w:rPr>
+          <w:rStyle w:val="NormalTok"/>
+        </w:rPr>
+        <w:t xml:space="preserve"> </w:t>
+      </w:r>
+      <w:r>
+        <w:rPr>
+          <w:rStyle w:val="BuiltInTok"/>
+        </w:rPr>
+        <w:t xml:space="preserve">String</w:t>
+      </w:r>
+      <w:r>
+        <w:rPr>
+          <w:rStyle w:val="NormalTok"/>
+        </w:rPr>
+        <w:t xml:space="preserve">(e)</w:t>
+      </w:r>
+      <w:r>
+        <w:rPr>
+          <w:rStyle w:val="OperatorTok"/>
+        </w:rPr>
+        <w:t xml:space="preserve">;</w:t>
+      </w:r>
+      <w:r>
+        <w:br/>
+      </w:r>
+      <w:r>
+        <w:rPr>
+          <w:rStyle w:val="NormalTok"/>
+        </w:rPr>
+        <w:t xml:space="preserve">  </w:t>
+      </w:r>
+      <w:r>
+        <w:rPr>
+          <w:rStyle w:val="ControlFlowTok"/>
+        </w:rPr>
+        <w:t xml:space="preserve">return</w:t>
+      </w:r>
+      <w:r>
+        <w:rPr>
+          <w:rStyle w:val="NormalTok"/>
+        </w:rPr>
+        <w:t xml:space="preserve"> status </w:t>
+      </w:r>
+      <w:r>
+        <w:rPr>
+          <w:rStyle w:val="OperatorTok"/>
+        </w:rPr>
+        <w:t xml:space="preserve">===</w:t>
+      </w:r>
+      <w:r>
+        <w:rPr>
+          <w:rStyle w:val="NormalTok"/>
+        </w:rPr>
+        <w:t xml:space="preserve"> </w:t>
+      </w:r>
+      <w:r>
+        <w:rPr>
+          <w:rStyle w:val="DecValTok"/>
+        </w:rPr>
+        <w:t xml:space="preserve">401</w:t>
+      </w:r>
+      <w:r>
+        <w:rPr>
+          <w:rStyle w:val="NormalTok"/>
+        </w:rPr>
+        <w:t xml:space="preserve"> </w:t>
+      </w:r>
+      <w:r>
+        <w:rPr>
+          <w:rStyle w:val="OperatorTok"/>
+        </w:rPr>
+        <w:t xml:space="preserve">||</w:t>
+      </w:r>
+      <w:r>
+        <w:rPr>
+          <w:rStyle w:val="NormalTok"/>
+        </w:rPr>
+        <w:t xml:space="preserve"> status </w:t>
+      </w:r>
+      <w:r>
+        <w:rPr>
+          <w:rStyle w:val="OperatorTok"/>
+        </w:rPr>
+        <w:t xml:space="preserve">===</w:t>
+      </w:r>
+      <w:r>
+        <w:rPr>
+          <w:rStyle w:val="NormalTok"/>
+        </w:rPr>
+        <w:t xml:space="preserve"> </w:t>
+      </w:r>
+      <w:r>
+        <w:rPr>
+          <w:rStyle w:val="DecValTok"/>
+        </w:rPr>
+        <w:t xml:space="preserve">403</w:t>
+      </w:r>
+      <w:r>
+        <w:rPr>
+          <w:rStyle w:val="NormalTok"/>
+        </w:rPr>
+        <w:t xml:space="preserve"> </w:t>
+      </w:r>
+      <w:r>
+        <w:rPr>
+          <w:rStyle w:val="OperatorTok"/>
+        </w:rPr>
+        <w:t xml:space="preserve">||</w:t>
+      </w:r>
+      <w:r>
+        <w:rPr>
+          <w:rStyle w:val="NormalTok"/>
+        </w:rPr>
+        <w:t xml:space="preserve"> status </w:t>
+      </w:r>
+      <w:r>
+        <w:rPr>
+          <w:rStyle w:val="OperatorTok"/>
+        </w:rPr>
+        <w:t xml:space="preserve">===</w:t>
+      </w:r>
+      <w:r>
+        <w:rPr>
+          <w:rStyle w:val="NormalTok"/>
+        </w:rPr>
+        <w:t xml:space="preserve"> </w:t>
+      </w:r>
+      <w:r>
+        <w:rPr>
+          <w:rStyle w:val="DecValTok"/>
+        </w:rPr>
+        <w:t xml:space="preserve">429</w:t>
+      </w:r>
+      <w:r>
+        <w:rPr>
+          <w:rStyle w:val="NormalTok"/>
+        </w:rPr>
+        <w:t xml:space="preserve"> </w:t>
+      </w:r>
+      <w:r>
+        <w:rPr>
+          <w:rStyle w:val="OperatorTok"/>
+        </w:rPr>
+        <w:t xml:space="preserve">||</w:t>
+      </w:r>
+      <w:r>
+        <w:rPr>
+          <w:rStyle w:val="NormalTok"/>
+        </w:rPr>
+        <w:t xml:space="preserve"> status </w:t>
+      </w:r>
+      <w:r>
+        <w:rPr>
+          <w:rStyle w:val="OperatorTok"/>
+        </w:rPr>
+        <w:t xml:space="preserve">&gt;=</w:t>
+      </w:r>
+      <w:r>
+        <w:rPr>
+          <w:rStyle w:val="NormalTok"/>
+        </w:rPr>
+        <w:t xml:space="preserve"> </w:t>
+      </w:r>
+      <w:r>
+        <w:rPr>
+          <w:rStyle w:val="DecValTok"/>
+        </w:rPr>
+        <w:t xml:space="preserve">500</w:t>
+      </w:r>
+      <w:r>
+        <w:rPr>
+          <w:rStyle w:val="NormalTok"/>
+        </w:rPr>
+        <w:t xml:space="preserve"> </w:t>
+      </w:r>
+      <w:r>
+        <w:rPr>
+          <w:rStyle w:val="OperatorTok"/>
+        </w:rPr>
+        <w:t xml:space="preserve">||</w:t>
+      </w:r>
+      <w:r>
+        <w:rPr>
+          <w:rStyle w:val="NormalTok"/>
+        </w:rPr>
+        <w:t xml:space="preserve"> </w:t>
+      </w:r>
+      <w:r>
+        <w:rPr>
+          <w:rStyle w:val="SpecialStringTok"/>
+        </w:rPr>
+        <w:t xml:space="preserve">/credit balance</w:t>
+      </w:r>
+      <w:r>
+        <w:rPr>
+          <w:rStyle w:val="SpecialCharTok"/>
+        </w:rPr>
+        <w:t xml:space="preserve">|</w:t>
+      </w:r>
+      <w:r>
+        <w:rPr>
+          <w:rStyle w:val="SpecialStringTok"/>
+        </w:rPr>
+        <w:t xml:space="preserve">billing</w:t>
+      </w:r>
+      <w:r>
+        <w:rPr>
+          <w:rStyle w:val="SpecialCharTok"/>
+        </w:rPr>
+        <w:t xml:space="preserve">|</w:t>
+      </w:r>
+      <w:r>
+        <w:rPr>
+          <w:rStyle w:val="SpecialStringTok"/>
+        </w:rPr>
+        <w:t xml:space="preserve">overloaded</w:t>
+      </w:r>
+      <w:r>
+        <w:rPr>
+          <w:rStyle w:val="SpecialCharTok"/>
+        </w:rPr>
+        <w:t xml:space="preserve">|</w:t>
+      </w:r>
+      <w:r>
+        <w:rPr>
+          <w:rStyle w:val="SpecialStringTok"/>
+        </w:rPr>
+        <w:t xml:space="preserve">rate.</w:t>
+      </w:r>
+      <w:r>
+        <w:rPr>
+          <w:rStyle w:val="SpecialCharTok"/>
+        </w:rPr>
+        <w:t xml:space="preserve">?</w:t>
+      </w:r>
+      <w:r>
+        <w:rPr>
+          <w:rStyle w:val="SpecialStringTok"/>
+        </w:rPr>
+        <w:t xml:space="preserve">limit</w:t>
+      </w:r>
+      <w:r>
+        <w:rPr>
+          <w:rStyle w:val="SpecialCharTok"/>
+        </w:rPr>
+        <w:t xml:space="preserve">|</w:t>
+      </w:r>
+      <w:r>
+        <w:rPr>
+          <w:rStyle w:val="SpecialStringTok"/>
+        </w:rPr>
+        <w:t xml:space="preserve">authentication</w:t>
+      </w:r>
+      <w:r>
+        <w:rPr>
+          <w:rStyle w:val="SpecialCharTok"/>
+        </w:rPr>
+        <w:t xml:space="preserve">|</w:t>
+      </w:r>
+      <w:r>
+        <w:rPr>
+          <w:rStyle w:val="SpecialStringTok"/>
+        </w:rPr>
+        <w:t xml:space="preserve">api key/i</w:t>
+      </w:r>
+      <w:r>
+        <w:rPr>
+          <w:rStyle w:val="OperatorTok"/>
+        </w:rPr>
+        <w:t xml:space="preserve">.</w:t>
+      </w:r>
+      <w:r>
+        <w:rPr>
+          <w:rStyle w:val="FunctionTok"/>
+        </w:rPr>
+        <w:t xml:space="preserve">test</w:t>
+      </w:r>
+      <w:r>
+        <w:rPr>
+          <w:rStyle w:val="NormalTok"/>
+        </w:rPr>
+        <w:t xml:space="preserve">(msg)</w:t>
+      </w:r>
+      <w:r>
+        <w:rPr>
+          <w:rStyle w:val="OperatorTok"/>
+        </w:rPr>
+        <w:t xml:space="preserve">;</w:t>
+      </w:r>
+      <w:r>
+        <w:br/>
+      </w:r>
+      <w:r>
+        <w:rPr>
+          <w:rStyle w:val="NormalTok"/>
+        </w:rPr>
+        <w:t xml:space="preserve">}</w:t>
+      </w:r>
+      <w:r>
+        <w:br/>
+      </w:r>
+      <w:r>
+        <w:rPr>
+          <w:rStyle w:val="ImportTok"/>
+        </w:rPr>
+        <w:t xml:space="preserve">export</w:t>
+      </w:r>
+      <w:r>
+        <w:rPr>
+          <w:rStyle w:val="NormalTok"/>
+        </w:rPr>
+        <w:t xml:space="preserve"> </w:t>
+      </w:r>
+      <w:r>
+        <w:rPr>
+          <w:rStyle w:val="KeywordTok"/>
+        </w:rPr>
+        <w:t xml:space="preserve">const</w:t>
+      </w:r>
+      <w:r>
+        <w:rPr>
+          <w:rStyle w:val="NormalTok"/>
+        </w:rPr>
+        <w:t xml:space="preserve"> AI_DOWN_MESSAGE </w:t>
+      </w:r>
+      <w:r>
+        <w:rPr>
+          <w:rStyle w:val="OperatorTok"/>
+        </w:rPr>
+        <w:t xml:space="preserve">=</w:t>
+      </w:r>
+      <w:r>
+        <w:rPr>
+          <w:rStyle w:val="NormalTok"/>
+        </w:rPr>
+        <w:t xml:space="preserve"> </w:t>
+      </w:r>
+      <w:r>
+        <w:rPr>
+          <w:rStyle w:val="StringTok"/>
+        </w:rPr>
+        <w:t xml:space="preserve">"Our AI is taking a short break right now. Nothing was used or charged. Please try again in a little while."</w:t>
+      </w:r>
+      <w:r>
+        <w:rPr>
+          <w:rStyle w:val="OperatorTok"/>
+        </w:rPr>
+        <w:t xml:space="preserve">;</w:t>
+      </w:r>
+      <w:r>
+        <w:br/>
+      </w:r>
+      <w:r>
+        <w:br/>
+      </w:r>
+      <w:r>
+        <w:rPr>
+          <w:rStyle w:val="CommentTok"/>
+        </w:rPr>
+        <w:t xml:space="preserve">/** Text and email the owner the first time the AI goes down (at most once an hour). Never throws. */</w:t>
+      </w:r>
+      <w:r>
+        <w:br/>
+      </w:r>
+      <w:r>
+        <w:rPr>
+          <w:rStyle w:val="ImportTok"/>
+        </w:rPr>
+        <w:t xml:space="preserve">export</w:t>
+      </w:r>
+      <w:r>
+        <w:rPr>
+          <w:rStyle w:val="NormalTok"/>
+        </w:rPr>
+        <w:t xml:space="preserve"> </w:t>
+      </w:r>
+      <w:r>
+        <w:rPr>
+          <w:rStyle w:val="KeywordTok"/>
+        </w:rPr>
+        <w:t xml:space="preserve">async</w:t>
+      </w:r>
+      <w:r>
+        <w:rPr>
+          <w:rStyle w:val="NormalTok"/>
+        </w:rPr>
+        <w:t xml:space="preserve"> </w:t>
+      </w:r>
+      <w:r>
+        <w:rPr>
+          <w:rStyle w:val="KeywordTok"/>
+        </w:rPr>
+        <w:t xml:space="preserve">function</w:t>
+      </w:r>
+      <w:r>
+        <w:rPr>
+          <w:rStyle w:val="NormalTok"/>
+        </w:rPr>
+        <w:t xml:space="preserve"> </w:t>
+      </w:r>
+      <w:r>
+        <w:rPr>
+          <w:rStyle w:val="FunctionTok"/>
+        </w:rPr>
+        <w:t xml:space="preserve">reportAiDown</w:t>
+      </w:r>
+      <w:r>
+        <w:rPr>
+          <w:rStyle w:val="NormalTok"/>
+        </w:rPr>
+        <w:t xml:space="preserve">(e</w:t>
+      </w:r>
+      <w:r>
+        <w:rPr>
+          <w:rStyle w:val="OperatorTok"/>
+        </w:rPr>
+        <w:t xml:space="preserve">:</w:t>
+      </w:r>
+      <w:r>
+        <w:rPr>
+          <w:rStyle w:val="NormalTok"/>
+        </w:rPr>
+        <w:t xml:space="preserve"> </w:t>
+      </w:r>
+      <w:r>
+        <w:rPr>
+          <w:rStyle w:val="DataTypeTok"/>
+        </w:rPr>
+        <w:t xml:space="preserve">unknown</w:t>
+      </w:r>
+      <w:r>
+        <w:rPr>
+          <w:rStyle w:val="NormalTok"/>
+        </w:rPr>
+        <w:t xml:space="preserve">)</w:t>
+      </w:r>
+      <w:r>
+        <w:rPr>
+          <w:rStyle w:val="OperatorTok"/>
+        </w:rPr>
+        <w:t xml:space="preserve">:</w:t>
+      </w:r>
+      <w:r>
+        <w:rPr>
+          <w:rStyle w:val="NormalTok"/>
+        </w:rPr>
+        <w:t xml:space="preserve"> </w:t>
+      </w:r>
+      <w:r>
+        <w:rPr>
+          <w:rStyle w:val="BuiltInTok"/>
+        </w:rPr>
+        <w:t xml:space="preserve">Promise</w:t>
+      </w:r>
+      <w:r>
+        <w:rPr>
+          <w:rStyle w:val="OperatorTok"/>
+        </w:rPr>
+        <w:t xml:space="preserve">&lt;</w:t>
+      </w:r>
+      <w:r>
+        <w:rPr>
+          <w:rStyle w:val="DataTypeTok"/>
+        </w:rPr>
+        <w:t xml:space="preserve">void</w:t>
+      </w:r>
+      <w:r>
+        <w:rPr>
+          <w:rStyle w:val="OperatorTok"/>
+        </w:rPr>
+        <w:t xml:space="preserve">&gt;</w:t>
+      </w:r>
+      <w:r>
+        <w:rPr>
+          <w:rStyle w:val="NormalTok"/>
+        </w:rPr>
+        <w:t xml:space="preserve"> {</w:t>
+      </w:r>
+      <w:r>
+        <w:br/>
+      </w:r>
+      <w:r>
+        <w:rPr>
+          <w:rStyle w:val="NormalTok"/>
+        </w:rPr>
+        <w:t xml:space="preserve">  </w:t>
+      </w:r>
+      <w:r>
+        <w:rPr>
+          <w:rStyle w:val="ControlFlowTok"/>
+        </w:rPr>
+        <w:t xml:space="preserve">try</w:t>
+      </w:r>
+      <w:r>
+        <w:rPr>
+          <w:rStyle w:val="NormalTok"/>
+        </w:rPr>
+        <w:t xml:space="preserve"> {</w:t>
+      </w:r>
+      <w:r>
+        <w:br/>
+      </w:r>
+      <w:r>
+        <w:rPr>
+          <w:rStyle w:val="NormalTok"/>
+        </w:rPr>
+        <w:t xml:space="preserve">    </w:t>
+      </w:r>
+      <w:r>
+        <w:rPr>
+          <w:rStyle w:val="KeywordTok"/>
+        </w:rPr>
+        <w:t xml:space="preserve">const</w:t>
+      </w:r>
+      <w:r>
+        <w:rPr>
+          <w:rStyle w:val="NormalTok"/>
+        </w:rPr>
+        <w:t xml:space="preserve"> { admin } </w:t>
+      </w:r>
+      <w:r>
+        <w:rPr>
+          <w:rStyle w:val="OperatorTok"/>
+        </w:rPr>
+        <w:t xml:space="preserve">=</w:t>
+      </w:r>
+      <w:r>
+        <w:rPr>
+          <w:rStyle w:val="NormalTok"/>
+        </w:rPr>
+        <w:t xml:space="preserve"> </w:t>
+      </w:r>
+      <w:r>
+        <w:rPr>
+          <w:rStyle w:val="ControlFlowTok"/>
+        </w:rPr>
+        <w:t xml:space="preserve">await</w:t>
+      </w:r>
+      <w:r>
+        <w:rPr>
+          <w:rStyle w:val="NormalTok"/>
+        </w:rPr>
+        <w:t xml:space="preserve"> </w:t>
+      </w:r>
+      <w:r>
+        <w:rPr>
+          <w:rStyle w:val="ImportTok"/>
+        </w:rPr>
+        <w:t xml:space="preserve">import</w:t>
+      </w:r>
+      <w:r>
+        <w:rPr>
+          <w:rStyle w:val="NormalTok"/>
+        </w:rPr>
+        <w:t xml:space="preserve">(</w:t>
+      </w:r>
+      <w:r>
+        <w:rPr>
+          <w:rStyle w:val="StringTok"/>
+        </w:rPr>
+        <w:t xml:space="preserve">"@/lib/stripe"</w:t>
+      </w:r>
+      <w:r>
+        <w:rPr>
+          <w:rStyle w:val="NormalTok"/>
+        </w:rPr>
+        <w:t xml:space="preserve">)</w:t>
+      </w:r>
+      <w:r>
+        <w:rPr>
+          <w:rStyle w:val="OperatorTok"/>
+        </w:rPr>
+        <w:t xml:space="preserve">;</w:t>
+      </w:r>
+      <w:r>
+        <w:br/>
+      </w:r>
+      <w:r>
+        <w:rPr>
+          <w:rStyle w:val="NormalTok"/>
+        </w:rPr>
+        <w:t xml:space="preserve">    </w:t>
+      </w:r>
+      <w:r>
+        <w:rPr>
+          <w:rStyle w:val="KeywordTok"/>
+        </w:rPr>
+        <w:t xml:space="preserve">const</w:t>
+      </w:r>
+      <w:r>
+        <w:rPr>
+          <w:rStyle w:val="NormalTok"/>
+        </w:rPr>
+        <w:t xml:space="preserve"> d </w:t>
+      </w:r>
+      <w:r>
+        <w:rPr>
+          <w:rStyle w:val="OperatorTok"/>
+        </w:rPr>
+        <w:t xml:space="preserve">=</w:t>
+      </w:r>
+      <w:r>
+        <w:rPr>
+          <w:rStyle w:val="NormalTok"/>
+        </w:rPr>
+        <w:t xml:space="preserve"> </w:t>
+      </w:r>
+      <w:r>
+        <w:rPr>
+          <w:rStyle w:val="FunctionTok"/>
+        </w:rPr>
+        <w:t xml:space="preserve">admin</w:t>
+      </w:r>
+      <w:r>
+        <w:rPr>
+          <w:rStyle w:val="NormalTok"/>
+        </w:rPr>
+        <w:t xml:space="preserve">()</w:t>
+      </w:r>
+      <w:r>
+        <w:rPr>
+          <w:rStyle w:val="OperatorTok"/>
+        </w:rPr>
+        <w:t xml:space="preserve">;</w:t>
+      </w:r>
+      <w:r>
+        <w:br/>
+      </w:r>
+      <w:r>
+        <w:rPr>
+          <w:rStyle w:val="NormalTok"/>
+        </w:rPr>
+        <w:t xml:space="preserve">    </w:t>
+      </w:r>
+      <w:r>
+        <w:rPr>
+          <w:rStyle w:val="KeywordTok"/>
+        </w:rPr>
+        <w:t xml:space="preserve">const</w:t>
+      </w:r>
+      <w:r>
+        <w:rPr>
+          <w:rStyle w:val="NormalTok"/>
+        </w:rPr>
+        <w:t xml:space="preserve"> key </w:t>
+      </w:r>
+      <w:r>
+        <w:rPr>
+          <w:rStyle w:val="OperatorTok"/>
+        </w:rPr>
+        <w:t xml:space="preserve">=</w:t>
+      </w:r>
+      <w:r>
+        <w:rPr>
+          <w:rStyle w:val="NormalTok"/>
+        </w:rPr>
+        <w:t xml:space="preserve"> </w:t>
+      </w:r>
+      <w:r>
+        <w:rPr>
+          <w:rStyle w:val="StringTok"/>
+        </w:rPr>
+        <w:t xml:space="preserve">"err:ai_down:last_alert"</w:t>
+      </w:r>
+      <w:r>
+        <w:rPr>
+          <w:rStyle w:val="OperatorTok"/>
+        </w:rPr>
+        <w:t xml:space="preserve">;</w:t>
+      </w:r>
+      <w:r>
+        <w:br/>
+      </w:r>
+      <w:r>
+        <w:rPr>
+          <w:rStyle w:val="NormalTok"/>
+        </w:rPr>
+        <w:t xml:space="preserve">    </w:t>
+      </w:r>
+      <w:r>
+        <w:rPr>
+          <w:rStyle w:val="KeywordTok"/>
+        </w:rPr>
+        <w:t xml:space="preserve">const</w:t>
+      </w:r>
+      <w:r>
+        <w:rPr>
+          <w:rStyle w:val="NormalTok"/>
+        </w:rPr>
+        <w:t xml:space="preserve"> { data } </w:t>
+      </w:r>
+      <w:r>
+        <w:rPr>
+          <w:rStyle w:val="OperatorTok"/>
+        </w:rPr>
+        <w:t xml:space="preserve">=</w:t>
+      </w:r>
+      <w:r>
+        <w:rPr>
+          <w:rStyle w:val="NormalTok"/>
+        </w:rPr>
+        <w:t xml:space="preserve"> </w:t>
+      </w:r>
+      <w:r>
+        <w:rPr>
+          <w:rStyle w:val="ControlFlowTok"/>
+        </w:rPr>
+        <w:t xml:space="preserve">await</w:t>
+      </w:r>
+      <w:r>
+        <w:rPr>
+          <w:rStyle w:val="NormalTok"/>
+        </w:rPr>
+        <w:t xml:space="preserve"> d</w:t>
+      </w:r>
+      <w:r>
+        <w:rPr>
+          <w:rStyle w:val="OperatorTok"/>
+        </w:rPr>
+        <w:t xml:space="preserve">.</w:t>
+      </w:r>
+      <w:r>
+        <w:rPr>
+          <w:rStyle w:val="FunctionTok"/>
+        </w:rPr>
+        <w:t xml:space="preserve">from</w:t>
+      </w:r>
+      <w:r>
+        <w:rPr>
+          <w:rStyle w:val="NormalTok"/>
+        </w:rPr>
+        <w:t xml:space="preserve">(</w:t>
+      </w:r>
+      <w:r>
+        <w:rPr>
+          <w:rStyle w:val="StringTok"/>
+        </w:rPr>
+        <w:t xml:space="preserve">"settings"</w:t>
+      </w:r>
+      <w:r>
+        <w:rPr>
+          <w:rStyle w:val="NormalTok"/>
+        </w:rPr>
+        <w:t xml:space="preserve">)</w:t>
+      </w:r>
+      <w:r>
+        <w:rPr>
+          <w:rStyle w:val="OperatorTok"/>
+        </w:rPr>
+        <w:t xml:space="preserve">.</w:t>
+      </w:r>
+      <w:r>
+        <w:rPr>
+          <w:rStyle w:val="FunctionTok"/>
+        </w:rPr>
+        <w:t xml:space="preserve">select</w:t>
+      </w:r>
+      <w:r>
+        <w:rPr>
+          <w:rStyle w:val="NormalTok"/>
+        </w:rPr>
+        <w:t xml:space="preserve">(</w:t>
+      </w:r>
+      <w:r>
+        <w:rPr>
+          <w:rStyle w:val="StringTok"/>
+        </w:rPr>
+        <w:t xml:space="preserve">"value"</w:t>
+      </w:r>
+      <w:r>
+        <w:rPr>
+          <w:rStyle w:val="NormalTok"/>
+        </w:rPr>
+        <w:t xml:space="preserve">)</w:t>
+      </w:r>
+      <w:r>
+        <w:rPr>
+          <w:rStyle w:val="OperatorTok"/>
+        </w:rPr>
+        <w:t xml:space="preserve">.</w:t>
+      </w:r>
+      <w:r>
+        <w:rPr>
+          <w:rStyle w:val="FunctionTok"/>
+        </w:rPr>
+        <w:t xml:space="preserve">eq</w:t>
+      </w:r>
+      <w:r>
+        <w:rPr>
+          <w:rStyle w:val="NormalTok"/>
+        </w:rPr>
+        <w:t xml:space="preserve">(</w:t>
+      </w:r>
+      <w:r>
+        <w:rPr>
+          <w:rStyle w:val="StringTok"/>
+        </w:rPr>
+        <w:t xml:space="preserve">"key"</w:t>
+      </w:r>
+      <w:r>
+        <w:rPr>
+          <w:rStyle w:val="OperatorTok"/>
+        </w:rPr>
+        <w:t xml:space="preserve">,</w:t>
+      </w:r>
+      <w:r>
+        <w:rPr>
+          <w:rStyle w:val="NormalTok"/>
+        </w:rPr>
+        <w:t xml:space="preserve"> key)</w:t>
+      </w:r>
+      <w:r>
+        <w:rPr>
+          <w:rStyle w:val="OperatorTok"/>
+        </w:rPr>
+        <w:t xml:space="preserve">.</w:t>
+      </w:r>
+      <w:r>
+        <w:rPr>
+          <w:rStyle w:val="FunctionTok"/>
+        </w:rPr>
+        <w:t xml:space="preserve">maybeSingle</w:t>
+      </w:r>
+      <w:r>
+        <w:rPr>
+          <w:rStyle w:val="NormalTok"/>
+        </w:rPr>
+        <w:t xml:space="preserve">()</w:t>
+      </w:r>
+      <w:r>
+        <w:rPr>
+          <w:rStyle w:val="OperatorTok"/>
+        </w:rPr>
+        <w:t xml:space="preserve">;</w:t>
+      </w:r>
+      <w:r>
+        <w:br/>
+      </w:r>
+      <w:r>
+        <w:rPr>
+          <w:rStyle w:val="NormalTok"/>
+        </w:rPr>
+        <w:t xml:space="preserve">    </w:t>
+      </w:r>
+      <w:r>
+        <w:rPr>
+          <w:rStyle w:val="KeywordTok"/>
+        </w:rPr>
+        <w:t xml:space="preserve">const</w:t>
+      </w:r>
+      <w:r>
+        <w:rPr>
+          <w:rStyle w:val="NormalTok"/>
+        </w:rPr>
+        <w:t xml:space="preserve"> last </w:t>
+      </w:r>
+      <w:r>
+        <w:rPr>
+          <w:rStyle w:val="OperatorTok"/>
+        </w:rPr>
+        <w:t xml:space="preserve">=</w:t>
+      </w:r>
+      <w:r>
+        <w:rPr>
+          <w:rStyle w:val="NormalTok"/>
+        </w:rPr>
+        <w:t xml:space="preserve"> </w:t>
+      </w:r>
+      <w:r>
+        <w:rPr>
+          <w:rStyle w:val="BuiltInTok"/>
+        </w:rPr>
+        <w:t xml:space="preserve">Number</w:t>
+      </w:r>
+      <w:r>
+        <w:rPr>
+          <w:rStyle w:val="NormalTok"/>
+        </w:rPr>
+        <w:t xml:space="preserve">((data</w:t>
+      </w:r>
+      <w:r>
+        <w:rPr>
+          <w:rStyle w:val="OperatorTok"/>
+        </w:rPr>
+        <w:t xml:space="preserve">?.</w:t>
+      </w:r>
+      <w:r>
+        <w:rPr>
+          <w:rStyle w:val="AttributeTok"/>
+        </w:rPr>
+        <w:t xml:space="preserve">value</w:t>
+      </w:r>
+      <w:r>
+        <w:rPr>
+          <w:rStyle w:val="NormalTok"/>
+        </w:rPr>
+        <w:t xml:space="preserve"> </w:t>
+      </w:r>
+      <w:r>
+        <w:rPr>
+          <w:rStyle w:val="ImportTok"/>
+        </w:rPr>
+        <w:t xml:space="preserve">as</w:t>
+      </w:r>
+      <w:r>
+        <w:rPr>
+          <w:rStyle w:val="NormalTok"/>
+        </w:rPr>
+        <w:t xml:space="preserve"> { at</w:t>
+      </w:r>
+      <w:r>
+        <w:rPr>
+          <w:rStyle w:val="OperatorTok"/>
+        </w:rPr>
+        <w:t xml:space="preserve">?:</w:t>
+      </w:r>
+      <w:r>
+        <w:rPr>
+          <w:rStyle w:val="NormalTok"/>
+        </w:rPr>
+        <w:t xml:space="preserve"> </w:t>
+      </w:r>
+      <w:r>
+        <w:rPr>
+          <w:rStyle w:val="DataTypeTok"/>
+        </w:rPr>
+        <w:t xml:space="preserve">number</w:t>
+      </w:r>
+      <w:r>
+        <w:rPr>
+          <w:rStyle w:val="NormalTok"/>
+        </w:rPr>
+        <w:t xml:space="preserve"> } </w:t>
+      </w:r>
+      <w:r>
+        <w:rPr>
+          <w:rStyle w:val="OperatorTok"/>
+        </w:rPr>
+        <w:t xml:space="preserve">|</w:t>
+      </w:r>
+      <w:r>
+        <w:rPr>
+          <w:rStyle w:val="NormalTok"/>
+        </w:rPr>
+        <w:t xml:space="preserve"> </w:t>
+      </w:r>
+      <w:r>
+        <w:rPr>
+          <w:rStyle w:val="DataTypeTok"/>
+        </w:rPr>
+        <w:t xml:space="preserve">null</w:t>
+      </w:r>
+      <w:r>
+        <w:rPr>
+          <w:rStyle w:val="NormalTok"/>
+        </w:rPr>
+        <w:t xml:space="preserve">)</w:t>
+      </w:r>
+      <w:r>
+        <w:rPr>
+          <w:rStyle w:val="OperatorTok"/>
+        </w:rPr>
+        <w:t xml:space="preserve">?.</w:t>
+      </w:r>
+      <w:r>
+        <w:rPr>
+          <w:rStyle w:val="AttributeTok"/>
+        </w:rPr>
+        <w:t xml:space="preserve">at</w:t>
+      </w:r>
+      <w:r>
+        <w:rPr>
+          <w:rStyle w:val="NormalTok"/>
+        </w:rPr>
+        <w:t xml:space="preserve"> </w:t>
+      </w:r>
+      <w:r>
+        <w:rPr>
+          <w:rStyle w:val="OperatorTok"/>
+        </w:rPr>
+        <w:t xml:space="preserve">||</w:t>
+      </w:r>
+      <w:r>
+        <w:rPr>
+          <w:rStyle w:val="NormalTok"/>
+        </w:rPr>
+        <w:t xml:space="preserve"> </w:t>
+      </w:r>
+      <w:r>
+        <w:rPr>
+          <w:rStyle w:val="DecValTok"/>
+        </w:rPr>
+        <w:t xml:space="preserve">0</w:t>
+      </w:r>
+      <w:r>
+        <w:rPr>
+          <w:rStyle w:val="NormalTok"/>
+        </w:rPr>
+        <w:t xml:space="preserve">)</w:t>
+      </w:r>
+      <w:r>
+        <w:rPr>
+          <w:rStyle w:val="OperatorTok"/>
+        </w:rPr>
+        <w:t xml:space="preserve">;</w:t>
+      </w:r>
+      <w:r>
+        <w:br/>
+      </w:r>
+      <w:r>
+        <w:rPr>
+          <w:rStyle w:val="NormalTok"/>
+        </w:rPr>
+        <w:t xml:space="preserve">    </w:t>
+      </w:r>
+      <w:r>
+        <w:rPr>
+          <w:rStyle w:val="KeywordTok"/>
+        </w:rPr>
+        <w:t xml:space="preserve">const</w:t>
+      </w:r>
+      <w:r>
+        <w:rPr>
+          <w:rStyle w:val="NormalTok"/>
+        </w:rPr>
+        <w:t xml:space="preserve"> now </w:t>
+      </w:r>
+      <w:r>
+        <w:rPr>
+          <w:rStyle w:val="OperatorTok"/>
+        </w:rPr>
+        <w:t xml:space="preserve">=</w:t>
+      </w:r>
+      <w:r>
+        <w:rPr>
+          <w:rStyle w:val="NormalTok"/>
+        </w:rPr>
+        <w:t xml:space="preserve"> </w:t>
+      </w:r>
+      <w:r>
+        <w:rPr>
+          <w:rStyle w:val="KeywordTok"/>
+        </w:rPr>
+        <w:t xml:space="preserve">new</w:t>
+      </w:r>
+      <w:r>
+        <w:rPr>
+          <w:rStyle w:val="NormalTok"/>
+        </w:rPr>
+        <w:t xml:space="preserve"> </w:t>
+      </w:r>
+      <w:r>
+        <w:rPr>
+          <w:rStyle w:val="BuiltInTok"/>
+        </w:rPr>
+        <w:t xml:space="preserve">Date</w:t>
+      </w:r>
+      <w:r>
+        <w:rPr>
+          <w:rStyle w:val="NormalTok"/>
+        </w:rPr>
+        <w:t xml:space="preserve">()</w:t>
+      </w:r>
+      <w:r>
+        <w:rPr>
+          <w:rStyle w:val="OperatorTok"/>
+        </w:rPr>
+        <w:t xml:space="preserve">.</w:t>
+      </w:r>
+      <w:r>
+        <w:rPr>
+          <w:rStyle w:val="FunctionTok"/>
+        </w:rPr>
+        <w:t xml:space="preserve">getTime</w:t>
+      </w:r>
+      <w:r>
+        <w:rPr>
+          <w:rStyle w:val="NormalTok"/>
+        </w:rPr>
+        <w:t xml:space="preserve">()</w:t>
+      </w:r>
+      <w:r>
+        <w:rPr>
+          <w:rStyle w:val="OperatorTok"/>
+        </w:rPr>
+        <w:t xml:space="preserve">;</w:t>
+      </w:r>
+      <w:r>
+        <w:br/>
+      </w:r>
+      <w:r>
+        <w:rPr>
+          <w:rStyle w:val="NormalTok"/>
+        </w:rPr>
+        <w:t xml:space="preserve">    </w:t>
+      </w:r>
+      <w:r>
+        <w:rPr>
+          <w:rStyle w:val="ControlFlowTok"/>
+        </w:rPr>
+        <w:t xml:space="preserve">if</w:t>
+      </w:r>
+      <w:r>
+        <w:rPr>
+          <w:rStyle w:val="NormalTok"/>
+        </w:rPr>
+        <w:t xml:space="preserve"> (now </w:t>
+      </w:r>
+      <w:r>
+        <w:rPr>
+          <w:rStyle w:val="OperatorTok"/>
+        </w:rPr>
+        <w:t xml:space="preserve">-</w:t>
+      </w:r>
+      <w:r>
+        <w:rPr>
+          <w:rStyle w:val="NormalTok"/>
+        </w:rPr>
+        <w:t xml:space="preserve"> last </w:t>
+      </w:r>
+      <w:r>
+        <w:rPr>
+          <w:rStyle w:val="OperatorTok"/>
+        </w:rPr>
+        <w:t xml:space="preserve">&lt;</w:t>
+      </w:r>
+      <w:r>
+        <w:rPr>
+          <w:rStyle w:val="NormalTok"/>
+        </w:rPr>
+        <w:t xml:space="preserve"> </w:t>
+      </w:r>
+      <w:r>
+        <w:rPr>
+          <w:rStyle w:val="DecValTok"/>
+        </w:rPr>
+        <w:t xml:space="preserve">3600_000</w:t>
+      </w:r>
+      <w:r>
+        <w:rPr>
+          <w:rStyle w:val="NormalTok"/>
+        </w:rPr>
+        <w:t xml:space="preserve">) </w:t>
+      </w:r>
+      <w:r>
+        <w:rPr>
+          <w:rStyle w:val="ControlFlowTok"/>
+        </w:rPr>
+        <w:t xml:space="preserve">return</w:t>
+      </w:r>
+      <w:r>
+        <w:rPr>
+          <w:rStyle w:val="OperatorTok"/>
+        </w:rPr>
+        <w:t xml:space="preserve">;</w:t>
+      </w:r>
+      <w:r>
+        <w:br/>
+      </w:r>
+      <w:r>
+        <w:rPr>
+          <w:rStyle w:val="NormalTok"/>
+        </w:rPr>
+        <w:t xml:space="preserve">    </w:t>
+      </w:r>
+      <w:r>
+        <w:rPr>
+          <w:rStyle w:val="ControlFlowTok"/>
+        </w:rPr>
+        <w:t xml:space="preserve">await</w:t>
+      </w:r>
+      <w:r>
+        <w:rPr>
+          <w:rStyle w:val="NormalTok"/>
+        </w:rPr>
+        <w:t xml:space="preserve"> d</w:t>
+      </w:r>
+      <w:r>
+        <w:rPr>
+          <w:rStyle w:val="OperatorTok"/>
+        </w:rPr>
+        <w:t xml:space="preserve">.</w:t>
+      </w:r>
+      <w:r>
+        <w:rPr>
+          <w:rStyle w:val="FunctionTok"/>
+        </w:rPr>
+        <w:t xml:space="preserve">from</w:t>
+      </w:r>
+      <w:r>
+        <w:rPr>
+          <w:rStyle w:val="NormalTok"/>
+        </w:rPr>
+        <w:t xml:space="preserve">(</w:t>
+      </w:r>
+      <w:r>
+        <w:rPr>
+          <w:rStyle w:val="StringTok"/>
+        </w:rPr>
+        <w:t xml:space="preserve">"settings"</w:t>
+      </w:r>
+      <w:r>
+        <w:rPr>
+          <w:rStyle w:val="NormalTok"/>
+        </w:rPr>
+        <w:t xml:space="preserve">)</w:t>
+      </w:r>
+      <w:r>
+        <w:rPr>
+          <w:rStyle w:val="OperatorTok"/>
+        </w:rPr>
+        <w:t xml:space="preserve">.</w:t>
+      </w:r>
+      <w:r>
+        <w:rPr>
+          <w:rStyle w:val="FunctionTok"/>
+        </w:rPr>
+        <w:t xml:space="preserve">upsert</w:t>
+      </w:r>
+      <w:r>
+        <w:rPr>
+          <w:rStyle w:val="NormalTok"/>
+        </w:rPr>
+        <w:t xml:space="preserve">({ key</w:t>
+      </w:r>
+      <w:r>
+        <w:rPr>
+          <w:rStyle w:val="OperatorTok"/>
+        </w:rPr>
+        <w:t xml:space="preserve">,</w:t>
+      </w:r>
+      <w:r>
+        <w:rPr>
+          <w:rStyle w:val="NormalTok"/>
+        </w:rPr>
+        <w:t xml:space="preserve"> value</w:t>
+      </w:r>
+      <w:r>
+        <w:rPr>
+          <w:rStyle w:val="OperatorTok"/>
+        </w:rPr>
+        <w:t xml:space="preserve">:</w:t>
+      </w:r>
+      <w:r>
+        <w:rPr>
+          <w:rStyle w:val="NormalTok"/>
+        </w:rPr>
+        <w:t xml:space="preserve"> { at</w:t>
+      </w:r>
+      <w:r>
+        <w:rPr>
+          <w:rStyle w:val="OperatorTok"/>
+        </w:rPr>
+        <w:t xml:space="preserve">:</w:t>
+      </w:r>
+      <w:r>
+        <w:rPr>
+          <w:rStyle w:val="NormalTok"/>
+        </w:rPr>
+        <w:t xml:space="preserve"> now } })</w:t>
+      </w:r>
+      <w:r>
+        <w:rPr>
+          <w:rStyle w:val="OperatorTok"/>
+        </w:rPr>
+        <w:t xml:space="preserve">;</w:t>
+      </w:r>
+      <w:r>
+        <w:br/>
+      </w:r>
+      <w:r>
+        <w:rPr>
+          <w:rStyle w:val="NormalTok"/>
+        </w:rPr>
+        <w:t xml:space="preserve">    </w:t>
+      </w:r>
+      <w:r>
+        <w:rPr>
+          <w:rStyle w:val="KeywordTok"/>
+        </w:rPr>
+        <w:t xml:space="preserve">const</w:t>
+      </w:r>
+      <w:r>
+        <w:rPr>
+          <w:rStyle w:val="NormalTok"/>
+        </w:rPr>
+        <w:t xml:space="preserve"> msg </w:t>
+      </w:r>
+      <w:r>
+        <w:rPr>
+          <w:rStyle w:val="OperatorTok"/>
+        </w:rPr>
+        <w:t xml:space="preserve">=</w:t>
+      </w:r>
+      <w:r>
+        <w:rPr>
+          <w:rStyle w:val="NormalTok"/>
+        </w:rPr>
+        <w:t xml:space="preserve"> (e </w:t>
+      </w:r>
+      <w:r>
+        <w:rPr>
+          <w:rStyle w:val="KeywordTok"/>
+        </w:rPr>
+        <w:t xml:space="preserve">instanceof</w:t>
+      </w:r>
+      <w:r>
+        <w:rPr>
+          <w:rStyle w:val="NormalTok"/>
+        </w:rPr>
+        <w:t xml:space="preserve"> </w:t>
+      </w:r>
+      <w:r>
+        <w:rPr>
+          <w:rStyle w:val="BuiltInTok"/>
+        </w:rPr>
+        <w:t xml:space="preserve">Error</w:t>
+      </w:r>
+      <w:r>
+        <w:rPr>
+          <w:rStyle w:val="NormalTok"/>
+        </w:rPr>
+        <w:t xml:space="preserve"> </w:t>
+      </w:r>
+      <w:r>
+        <w:rPr>
+          <w:rStyle w:val="OperatorTok"/>
+        </w:rPr>
+        <w:t xml:space="preserve">?</w:t>
+      </w:r>
+      <w:r>
+        <w:rPr>
+          <w:rStyle w:val="NormalTok"/>
+        </w:rPr>
+        <w:t xml:space="preserve"> e</w:t>
+      </w:r>
+      <w:r>
+        <w:rPr>
+          <w:rStyle w:val="OperatorTok"/>
+        </w:rPr>
+        <w:t xml:space="preserve">.</w:t>
+      </w:r>
+      <w:r>
+        <w:rPr>
+          <w:rStyle w:val="AttributeTok"/>
+        </w:rPr>
+        <w:t xml:space="preserve">message</w:t>
+      </w:r>
+      <w:r>
+        <w:rPr>
+          <w:rStyle w:val="NormalTok"/>
+        </w:rPr>
+        <w:t xml:space="preserve"> </w:t>
+      </w:r>
+      <w:r>
+        <w:rPr>
+          <w:rStyle w:val="OperatorTok"/>
+        </w:rPr>
+        <w:t xml:space="preserve">:</w:t>
+      </w:r>
+      <w:r>
+        <w:rPr>
+          <w:rStyle w:val="NormalTok"/>
+        </w:rPr>
+        <w:t xml:space="preserve"> </w:t>
+      </w:r>
+      <w:r>
+        <w:rPr>
+          <w:rStyle w:val="BuiltInTok"/>
+        </w:rPr>
+        <w:t xml:space="preserve">String</w:t>
+      </w:r>
+      <w:r>
+        <w:rPr>
+          <w:rStyle w:val="NormalTok"/>
+        </w:rPr>
+        <w:t xml:space="preserve">(e))</w:t>
+      </w:r>
+      <w:r>
+        <w:rPr>
+          <w:rStyle w:val="OperatorTok"/>
+        </w:rPr>
+        <w:t xml:space="preserve">.</w:t>
+      </w:r>
+      <w:r>
+        <w:rPr>
+          <w:rStyle w:val="FunctionTok"/>
+        </w:rPr>
+        <w:t xml:space="preserve">slice</w:t>
+      </w:r>
+      <w:r>
+        <w:rPr>
+          <w:rStyle w:val="NormalTok"/>
+        </w:rPr>
+        <w:t xml:space="preserve">(</w:t>
+      </w:r>
+      <w:r>
+        <w:rPr>
+          <w:rStyle w:val="DecValTok"/>
+        </w:rPr>
+        <w:t xml:space="preserve">0</w:t>
+      </w:r>
+      <w:r>
+        <w:rPr>
+          <w:rStyle w:val="OperatorTok"/>
+        </w:rPr>
+        <w:t xml:space="preserve">,</w:t>
+      </w:r>
+      <w:r>
+        <w:rPr>
+          <w:rStyle w:val="NormalTok"/>
+        </w:rPr>
+        <w:t xml:space="preserve"> </w:t>
+      </w:r>
+      <w:r>
+        <w:rPr>
+          <w:rStyle w:val="DecValTok"/>
+        </w:rPr>
+        <w:t xml:space="preserve">200</w:t>
+      </w:r>
+      <w:r>
+        <w:rPr>
+          <w:rStyle w:val="NormalTok"/>
+        </w:rPr>
+        <w:t xml:space="preserve">)</w:t>
+      </w:r>
+      <w:r>
+        <w:rPr>
+          <w:rStyle w:val="OperatorTok"/>
+        </w:rPr>
+        <w:t xml:space="preserve">;</w:t>
+      </w:r>
+      <w:r>
+        <w:br/>
+      </w:r>
+      <w:r>
+        <w:rPr>
+          <w:rStyle w:val="NormalTok"/>
+        </w:rPr>
+        <w:t xml:space="preserve">    </w:t>
+      </w:r>
+      <w:r>
+        <w:rPr>
+          <w:rStyle w:val="KeywordTok"/>
+        </w:rPr>
+        <w:t xml:space="preserve">const</w:t>
+      </w:r>
+      <w:r>
+        <w:rPr>
+          <w:rStyle w:val="NormalTok"/>
+        </w:rPr>
+        <w:t xml:space="preserve"> credit </w:t>
+      </w:r>
+      <w:r>
+        <w:rPr>
+          <w:rStyle w:val="OperatorTok"/>
+        </w:rPr>
+        <w:t xml:space="preserve">=</w:t>
+      </w:r>
+      <w:r>
+        <w:rPr>
+          <w:rStyle w:val="NormalTok"/>
+        </w:rPr>
+        <w:t xml:space="preserve"> </w:t>
+      </w:r>
+      <w:r>
+        <w:rPr>
+          <w:rStyle w:val="SpecialStringTok"/>
+        </w:rPr>
+        <w:t xml:space="preserve">/credit balance</w:t>
+      </w:r>
+      <w:r>
+        <w:rPr>
+          <w:rStyle w:val="SpecialCharTok"/>
+        </w:rPr>
+        <w:t xml:space="preserve">|</w:t>
+      </w:r>
+      <w:r>
+        <w:rPr>
+          <w:rStyle w:val="SpecialStringTok"/>
+        </w:rPr>
+        <w:t xml:space="preserve">billing/i</w:t>
+      </w:r>
+      <w:r>
+        <w:rPr>
+          <w:rStyle w:val="OperatorTok"/>
+        </w:rPr>
+        <w:t xml:space="preserve">.</w:t>
+      </w:r>
+      <w:r>
+        <w:rPr>
+          <w:rStyle w:val="FunctionTok"/>
+        </w:rPr>
+        <w:t xml:space="preserve">test</w:t>
+      </w:r>
+      <w:r>
+        <w:rPr>
+          <w:rStyle w:val="NormalTok"/>
+        </w:rPr>
+        <w:t xml:space="preserve">(msg)</w:t>
+      </w:r>
+      <w:r>
+        <w:rPr>
+          <w:rStyle w:val="OperatorTok"/>
+        </w:rPr>
+        <w:t xml:space="preserve">;</w:t>
+      </w:r>
+      <w:r>
+        <w:br/>
+      </w:r>
+      <w:r>
+        <w:rPr>
+          <w:rStyle w:val="NormalTok"/>
+        </w:rPr>
+        <w:t xml:space="preserve">    </w:t>
+      </w:r>
+      <w:r>
+        <w:rPr>
+          <w:rStyle w:val="KeywordTok"/>
+        </w:rPr>
+        <w:t xml:space="preserve">const</w:t>
+      </w:r>
+      <w:r>
+        <w:rPr>
+          <w:rStyle w:val="NormalTok"/>
+        </w:rPr>
+        <w:t xml:space="preserve"> { alertStaff } </w:t>
+      </w:r>
+      <w:r>
+        <w:rPr>
+          <w:rStyle w:val="OperatorTok"/>
+        </w:rPr>
+        <w:t xml:space="preserve">=</w:t>
+      </w:r>
+      <w:r>
+        <w:rPr>
+          <w:rStyle w:val="NormalTok"/>
+        </w:rPr>
+        <w:t xml:space="preserve"> </w:t>
+      </w:r>
+      <w:r>
+        <w:rPr>
+          <w:rStyle w:val="ControlFlowTok"/>
+        </w:rPr>
+        <w:t xml:space="preserve">await</w:t>
+      </w:r>
+      <w:r>
+        <w:rPr>
+          <w:rStyle w:val="NormalTok"/>
+        </w:rPr>
+        <w:t xml:space="preserve"> </w:t>
+      </w:r>
+      <w:r>
+        <w:rPr>
+          <w:rStyle w:val="ImportTok"/>
+        </w:rPr>
+        <w:t xml:space="preserve">import</w:t>
+      </w:r>
+      <w:r>
+        <w:rPr>
+          <w:rStyle w:val="NormalTok"/>
+        </w:rPr>
+        <w:t xml:space="preserve">(</w:t>
+      </w:r>
+      <w:r>
+        <w:rPr>
+          <w:rStyle w:val="StringTok"/>
+        </w:rPr>
+        <w:t xml:space="preserve">"@/lib/alert"</w:t>
+      </w:r>
+      <w:r>
+        <w:rPr>
+          <w:rStyle w:val="NormalTok"/>
+        </w:rPr>
+        <w:t xml:space="preserve">)</w:t>
+      </w:r>
+      <w:r>
+        <w:rPr>
+          <w:rStyle w:val="OperatorTok"/>
+        </w:rPr>
+        <w:t xml:space="preserve">;</w:t>
+      </w:r>
+      <w:r>
+        <w:br/>
+      </w:r>
+      <w:r>
+        <w:rPr>
+          <w:rStyle w:val="NormalTok"/>
+        </w:rPr>
+        <w:t xml:space="preserve">    </w:t>
+      </w:r>
+      <w:r>
+        <w:rPr>
+          <w:rStyle w:val="ControlFlowTok"/>
+        </w:rPr>
+        <w:t xml:space="preserve">await</w:t>
+      </w:r>
+      <w:r>
+        <w:rPr>
+          <w:rStyle w:val="NormalTok"/>
+        </w:rPr>
+        <w:t xml:space="preserve"> </w:t>
+      </w:r>
+      <w:r>
+        <w:rPr>
+          <w:rStyle w:val="FunctionTok"/>
+        </w:rPr>
+        <w:t xml:space="preserve">alertStaff</w:t>
+      </w:r>
+      <w:r>
+        <w:rPr>
+          <w:rStyle w:val="NormalTok"/>
+        </w:rPr>
+        <w:t xml:space="preserve">(credit </w:t>
+      </w:r>
+      <w:r>
+        <w:rPr>
+          <w:rStyle w:val="OperatorTok"/>
+        </w:rPr>
+        <w:t xml:space="preserve">?</w:t>
+      </w:r>
+      <w:r>
+        <w:rPr>
+          <w:rStyle w:val="NormalTok"/>
+        </w:rPr>
+        <w:t xml:space="preserve"> </w:t>
+      </w:r>
+      <w:r>
+        <w:rPr>
+          <w:rStyle w:val="StringTok"/>
+        </w:rPr>
+        <w:t xml:space="preserve">"AI is OFF: out of prepaid credit"</w:t>
+      </w:r>
+      <w:r>
+        <w:rPr>
+          <w:rStyle w:val="NormalTok"/>
+        </w:rPr>
+        <w:t xml:space="preserve"> </w:t>
+      </w:r>
+      <w:r>
+        <w:rPr>
+          <w:rStyle w:val="OperatorTok"/>
+        </w:rPr>
+        <w:t xml:space="preserve">:</w:t>
+      </w:r>
+      <w:r>
+        <w:rPr>
+          <w:rStyle w:val="NormalTok"/>
+        </w:rPr>
+        <w:t xml:space="preserve"> </w:t>
+      </w:r>
+      <w:r>
+        <w:rPr>
+          <w:rStyle w:val="StringTok"/>
+        </w:rPr>
+        <w:t xml:space="preserve">"AI tools are failing"</w:t>
+      </w:r>
+      <w:r>
+        <w:rPr>
+          <w:rStyle w:val="OperatorTok"/>
+        </w:rPr>
+        <w:t xml:space="preserve">,</w:t>
+      </w:r>
+      <w:r>
+        <w:br/>
+      </w:r>
+      <w:r>
+        <w:rPr>
+          <w:rStyle w:val="NormalTok"/>
+        </w:rPr>
+        <w:t xml:space="preserve">      credit</w:t>
+      </w:r>
+      <w:r>
+        <w:br/>
+      </w:r>
+      <w:r>
+        <w:rPr>
+          <w:rStyle w:val="NormalTok"/>
+        </w:rPr>
+        <w:t xml:space="preserve">        </w:t>
+      </w:r>
+      <w:r>
+        <w:rPr>
+          <w:rStyle w:val="OperatorTok"/>
+        </w:rPr>
+        <w:t xml:space="preserve">?</w:t>
+      </w:r>
+      <w:r>
+        <w:rPr>
+          <w:rStyle w:val="NormalTok"/>
+        </w:rPr>
+        <w:t xml:space="preserve"> </w:t>
+      </w:r>
+      <w:r>
+        <w:rPr>
+          <w:rStyle w:val="StringTok"/>
+        </w:rPr>
+        <w:t xml:space="preserve">"Every AI tool (What's it worth, listings, Sort the pile, Buy or Pass, Help) is stopped until credit is added. Customers see a short-break message and aren't charged. Fix: platform.claude.com, sign in, Settings, Billing, Buy credits. Turn on Auto-reload there so it can't run out again."</w:t>
+      </w:r>
+      <w:r>
+        <w:br/>
+      </w:r>
+      <w:r>
+        <w:rPr>
+          <w:rStyle w:val="NormalTok"/>
+        </w:rPr>
+        <w:t xml:space="preserve">        </w:t>
+      </w:r>
+      <w:r>
+        <w:rPr>
+          <w:rStyle w:val="OperatorTok"/>
+        </w:rPr>
+        <w:t xml:space="preserve">:</w:t>
+      </w:r>
+      <w:r>
+        <w:rPr>
+          <w:rStyle w:val="NormalTok"/>
+        </w:rPr>
+        <w:t xml:space="preserve"> </w:t>
+      </w:r>
+      <w:r>
+        <w:rPr>
+          <w:rStyle w:val="VerbatimStringTok"/>
+        </w:rPr>
+        <w:t xml:space="preserve">`The AI service is refusing requests: </w:t>
+      </w:r>
+      <w:r>
+        <w:rPr>
+          <w:rStyle w:val="SpecialCharTok"/>
+        </w:rPr>
+        <w:t xml:space="preserve">${</w:t>
+      </w:r>
+      <w:r>
+        <w:rPr>
+          <w:rStyle w:val="NormalTok"/>
+        </w:rPr>
+        <w:t xml:space="preserve">msg</w:t>
+      </w:r>
+      <w:r>
+        <w:rPr>
+          <w:rStyle w:val="SpecialCharTok"/>
+        </w:rPr>
+        <w:t xml:space="preserve">}</w:t>
+      </w:r>
+      <w:r>
+        <w:rPr>
+          <w:rStyle w:val="VerbatimStringTok"/>
+        </w:rPr>
+        <w:t xml:space="preserve">. Customers see a short-break message and aren't charged. Tell Claude.`</w:t>
+      </w:r>
+      <w:r>
+        <w:rPr>
+          <w:rStyle w:val="OperatorTok"/>
+        </w:rPr>
+        <w:t xml:space="preserve">,</w:t>
+      </w:r>
+      <w:r>
+        <w:br/>
+      </w:r>
+      <w:r>
+        <w:rPr>
+          <w:rStyle w:val="NormalTok"/>
+        </w:rPr>
+        <w:t xml:space="preserve">      </w:t>
+      </w:r>
+      <w:r>
+        <w:rPr>
+          <w:rStyle w:val="StringTok"/>
+        </w:rPr>
+        <w:t xml:space="preserve">"/app/ops"</w:t>
+      </w:r>
+      <w:r>
+        <w:rPr>
+          <w:rStyle w:val="NormalTok"/>
+        </w:rPr>
+        <w:t xml:space="preserve">)</w:t>
+      </w:r>
+      <w:r>
+        <w:rPr>
+          <w:rStyle w:val="OperatorTok"/>
+        </w:rPr>
+        <w:t xml:space="preserve">;</w:t>
+      </w:r>
+      <w:r>
+        <w:br/>
+      </w:r>
+      <w:r>
+        <w:rPr>
+          <w:rStyle w:val="NormalTok"/>
+        </w:rPr>
+        <w:t xml:space="preserve">  } </w:t>
+      </w:r>
+      <w:r>
+        <w:rPr>
+          <w:rStyle w:val="ControlFlowTok"/>
+        </w:rPr>
+        <w:t xml:space="preserve">catch</w:t>
+      </w:r>
+      <w:r>
+        <w:rPr>
+          <w:rStyle w:val="NormalTok"/>
+        </w:rPr>
+        <w:t xml:space="preserve"> { </w:t>
+      </w:r>
+      <w:r>
+        <w:rPr>
+          <w:rStyle w:val="CommentTok"/>
+        </w:rPr>
+        <w:t xml:space="preserve">/* alerts must never break a request */</w:t>
+      </w:r>
+      <w:r>
+        <w:rPr>
+          <w:rStyle w:val="NormalTok"/>
+        </w:rPr>
+        <w:t xml:space="preserve"> }</w:t>
       </w:r>
       <w:r>
         <w:br/>
@@ -50532,16 +52731,20 @@
         <w:pStyle w:val="Compact"/>
       </w:pPr>
       <w:r>
-        <w:t xml:space="preserve">Free-form JSON breaks ($ signs, ranges like "50-80"); use forced tools (</w:t>
-      </w:r>
-      <w:r>
-        <w:rPr>
-          <w:rStyle w:val="VerbatimChar"/>
-        </w:rPr>
-        <w:t xml:space="preserve">askWithTool</w:t>
-      </w:r>
-      <w:r>
-        <w:t xml:space="preserve">).</w:t>
+        <w:t xml:space="preserve">The API is</w:t>
+      </w:r>
+      <w:r>
+        <w:t xml:space="preserve"> </w:t>
+      </w:r>
+      <w:r>
+        <w:rPr>
+          <w:bCs/>
+          <w:b/>
+        </w:rPr>
+        <w:t xml:space="preserve">prepaid</w:t>
+      </w:r>
+      <w:r>
+        <w:t xml:space="preserve">. When the balance hits zero, every call fails with 400 "Your credit balance is too low." Turn on auto-reload (Console → Settings → Billing → Auto-reload) on day zero (T-57).</w:t>
       </w:r>
     </w:p>
     <w:p>
@@ -50553,7 +52756,16 @@
         <w:pStyle w:val="Compact"/>
       </w:pPr>
       <w:r>
-        <w:t xml:space="preserve">One model update rejected forced tool choice and broke five tools; keep the fallback and a daily real-call check.</w:t>
+        <w:t xml:space="preserve">Free-form JSON breaks ($ signs, ranges like "50-80"); use forced tools (</w:t>
+      </w:r>
+      <w:r>
+        <w:rPr>
+          <w:rStyle w:val="VerbatimChar"/>
+        </w:rPr>
+        <w:t xml:space="preserve">askWithTool</w:t>
+      </w:r>
+      <w:r>
+        <w:t xml:space="preserve">).</w:t>
       </w:r>
     </w:p>
     <w:p>
@@ -50565,19 +52777,7 @@
         <w:pStyle w:val="Compact"/>
       </w:pPr>
       <w:r>
-        <w:t xml:space="preserve">Bigger output means a bigger</w:t>
-      </w:r>
-      <w:r>
-        <w:t xml:space="preserve"> </w:t>
-      </w:r>
-      <w:r>
-        <w:rPr>
-          <w:rStyle w:val="VerbatimChar"/>
-        </w:rPr>
-        <w:t xml:space="preserve">max_tokens</w:t>
-      </w:r>
-      <w:r>
-        <w:t xml:space="preserve">. Adding keywords cut off 9 of 26 listings at 1,200 tokens; now 2,500–9,000 plus the cutoff tripwire.</w:t>
+        <w:t xml:space="preserve">One model update rejected forced tool choice and broke five tools; keep the fallback and a daily real-call check.</w:t>
       </w:r>
     </w:p>
     <w:p>
@@ -50589,23 +52789,19 @@
         <w:pStyle w:val="Compact"/>
       </w:pPr>
       <w:r>
-        <w:t xml:space="preserve">The model ignores "don't include X."</w:t>
-      </w:r>
-      <w:r>
-        <w:t xml:space="preserve"> </w:t>
-      </w:r>
-      <w:r>
-        <w:rPr>
-          <w:bCs/>
-          <w:b/>
-        </w:rPr>
-        <w:t xml:space="preserve">Clean the output in code</w:t>
-      </w:r>
-      <w:r>
-        <w:t xml:space="preserve"> </w:t>
-      </w:r>
-      <w:r>
-        <w:t xml:space="preserve">(the price-talk scrubber).</w:t>
+        <w:t xml:space="preserve">Bigger output means a bigger</w:t>
+      </w:r>
+      <w:r>
+        <w:t xml:space="preserve"> </w:t>
+      </w:r>
+      <w:r>
+        <w:rPr>
+          <w:rStyle w:val="VerbatimChar"/>
+        </w:rPr>
+        <w:t xml:space="preserve">max_tokens</w:t>
+      </w:r>
+      <w:r>
+        <w:t xml:space="preserve">. Adding keywords cut off 9 of 26 listings at 1,200 tokens; now 2,500–9,000 plus the cutoff tripwire.</w:t>
       </w:r>
     </w:p>
     <w:p>
@@ -50617,7 +52813,23 @@
         <w:pStyle w:val="Compact"/>
       </w:pPr>
       <w:r>
-        <w:t xml:space="preserve">Prompt caching only pays if calls come within 5 minutes; sending only the relevant guide sections was cheaper.</w:t>
+        <w:t xml:space="preserve">The model ignores "don't include X."</w:t>
+      </w:r>
+      <w:r>
+        <w:t xml:space="preserve"> </w:t>
+      </w:r>
+      <w:r>
+        <w:rPr>
+          <w:bCs/>
+          <w:b/>
+        </w:rPr>
+        <w:t xml:space="preserve">Clean the output in code</w:t>
+      </w:r>
+      <w:r>
+        <w:t xml:space="preserve"> </w:t>
+      </w:r>
+      <w:r>
+        <w:t xml:space="preserve">(the price-talk scrubber).</w:t>
       </w:r>
     </w:p>
     <w:p>
@@ -50629,6 +52841,18 @@
         <w:pStyle w:val="Compact"/>
       </w:pPr>
       <w:r>
+        <w:t xml:space="preserve">Prompt caching only pays if calls come within 5 minutes; sending only the relevant guide sections was cheaper.</w:t>
+      </w:r>
+    </w:p>
+    <w:p>
+      <w:pPr>
+        <w:numPr>
+          <w:ilvl w:val="0"/>
+          <w:numId w:val="1053"/>
+        </w:numPr>
+        <w:pStyle w:val="Compact"/>
+      </w:pPr>
+      <w:r>
         <w:t xml:space="preserve">Haiku was too thin for rewriting; Sonnet for quality, Haiku for quick help.</w:t>
       </w:r>
     </w:p>
@@ -53086,6 +55310,112 @@
       </w:r>
       <w:r>
         <w:t xml:space="preserve">The slot is released on failure and retried at :20 and :40 (from PP-T7).</w:t>
+      </w:r>
+    </w:p>
+    <w:p>
+      <w:pPr>
+        <w:numPr>
+          <w:ilvl w:val="0"/>
+          <w:numId w:val="1064"/>
+        </w:numPr>
+        <w:pStyle w:val="Compact"/>
+      </w:pPr>
+      <w:r>
+        <w:rPr>
+          <w:bCs/>
+          <w:b/>
+        </w:rPr>
+        <w:t xml:space="preserve">T-57. The AI account ran out of prepaid credit (Oct 9).</w:t>
+      </w:r>
+      <w:r>
+        <w:t xml:space="preserve"> </w:t>
+      </w:r>
+      <w:r>
+        <w:t xml:space="preserve">Every AI tool stopped, and customers were told "try a clearer photo," which blamed them for an outage. The daily health check caught it and texted the owner at 9:24 AM.</w:t>
+      </w:r>
+      <w:r>
+        <w:t xml:space="preserve"> </w:t>
+      </w:r>
+      <w:r>
+        <w:rPr>
+          <w:bCs/>
+          <w:b/>
+        </w:rPr>
+        <w:t xml:space="preserve">Fix:</w:t>
+      </w:r>
+      <w:r>
+        <w:t xml:space="preserve"> </w:t>
+      </w:r>
+      <w:r>
+        <w:rPr>
+          <w:rStyle w:val="VerbatimChar"/>
+        </w:rPr>
+        <w:t xml:space="preserve">aiServiceDown()</w:t>
+      </w:r>
+      <w:r>
+        <w:t xml:space="preserve"> </w:t>
+      </w:r>
+      <w:r>
+        <w:t xml:space="preserve">and</w:t>
+      </w:r>
+      <w:r>
+        <w:t xml:space="preserve"> </w:t>
+      </w:r>
+      <w:r>
+        <w:rPr>
+          <w:rStyle w:val="VerbatimChar"/>
+        </w:rPr>
+        <w:t xml:space="preserve">reportAiDown()</w:t>
+      </w:r>
+      <w:r>
+        <w:t xml:space="preserve"> </w:t>
+      </w:r>
+      <w:r>
+        <w:t xml:space="preserve">in</w:t>
+      </w:r>
+      <w:r>
+        <w:t xml:space="preserve"> </w:t>
+      </w:r>
+      <w:r>
+        <w:rPr>
+          <w:rStyle w:val="VerbatimChar"/>
+        </w:rPr>
+        <w:t xml:space="preserve">src/lib/ai-tool.ts</w:t>
+      </w:r>
+      <w:r>
+        <w:t xml:space="preserve">. Out of credit, bad key, rate limit or overload now shows "Our AI is taking a short break. Nothing was used or charged," and texts the owner immediately, at most once an hour.</w:t>
+      </w:r>
+      <w:r>
+        <w:t xml:space="preserve"> </w:t>
+      </w:r>
+      <w:r>
+        <w:rPr>
+          <w:bCs/>
+          <w:b/>
+        </w:rPr>
+        <w:t xml:space="preserve">Rule:</w:t>
+      </w:r>
+      <w:r>
+        <w:t xml:space="preserve"> </w:t>
+      </w:r>
+      <w:r>
+        <w:t xml:space="preserve">tell customers the truth about outages; turn on</w:t>
+      </w:r>
+      <w:r>
+        <w:t xml:space="preserve"> </w:t>
+      </w:r>
+      <w:r>
+        <w:rPr>
+          <w:bCs/>
+          <w:b/>
+        </w:rPr>
+        <w:t xml:space="preserve">auto-reload</w:t>
+      </w:r>
+      <w:r>
+        <w:t xml:space="preserve"> </w:t>
+      </w:r>
+      <w:r>
+        <w:t xml:space="preserve">for any prepaid service on day zero.</w:t>
       </w:r>
     </w:p>
     <w:p>

--- a/docs/Next_Owner_Market_App_Builder_Playbook.docx
+++ b/docs/Next_Owner_Market_App_Builder_Playbook.docx
@@ -55652,6 +55652,67 @@
       </w:pPr>
       <w:r>
         <w:t xml:space="preserve">Tell the owner to keep selling while it's being built.</w:t>
+      </w:r>
+    </w:p>
+    <w:p>
+      <w:pPr>
+        <w:numPr>
+          <w:ilvl w:val="0"/>
+          <w:numId w:val="1065"/>
+        </w:numPr>
+        <w:pStyle w:val="Compact"/>
+      </w:pPr>
+      <w:r>
+        <w:rPr>
+          <w:bCs/>
+          <w:b/>
+        </w:rPr>
+        <w:t xml:space="preserve">Promo videos for $0, built from code (Oct 9).</w:t>
+      </w:r>
+      <w:r>
+        <w:t xml:space="preserve"> </w:t>
+      </w:r>
+      <w:r>
+        <w:t xml:space="preserve">One HTML page holds the whole video, with a</w:t>
+      </w:r>
+      <w:r>
+        <w:t xml:space="preserve"> </w:t>
+      </w:r>
+      <w:r>
+        <w:rPr>
+          <w:rStyle w:val="VerbatimChar"/>
+        </w:rPr>
+        <w:t xml:space="preserve">render(t)</w:t>
+      </w:r>
+      <w:r>
+        <w:t xml:space="preserve"> </w:t>
+      </w:r>
+      <w:r>
+        <w:t xml:space="preserve">function that draws second</w:t>
+      </w:r>
+      <w:r>
+        <w:t xml:space="preserve"> </w:t>
+      </w:r>
+      <w:r>
+        <w:rPr>
+          <w:rStyle w:val="VerbatimChar"/>
+        </w:rPr>
+        <w:t xml:space="preserve">t</w:t>
+      </w:r>
+      <w:r>
+        <w:t xml:space="preserve">. Playwright screenshots 30 frames a second and ffmpeg joins them into a vertical 1080×1920 MP4. Use the owner's real photos and real AI results, big captions (most people watch muted), and keep key text out of the bottom quarter, where the Reels buttons sit. Source and rebuild steps:</w:t>
+      </w:r>
+      <w:r>
+        <w:t xml:space="preserve"> </w:t>
+      </w:r>
+      <w:r>
+        <w:rPr>
+          <w:rStyle w:val="VerbatimChar"/>
+        </w:rPr>
+        <w:t xml:space="preserve">docs/ads/source/</w:t>
+      </w:r>
+      <w:r>
+        <w:t xml:space="preserve">. The first one (a 26-second "What's it worth?" reel) took about 1 minute to render.</w:t>
       </w:r>
     </w:p>
     <w:p>

--- a/docs/Next_Owner_Market_App_Builder_Playbook.docx
+++ b/docs/Next_Owner_Market_App_Builder_Playbook.docx
@@ -55416,6 +55416,60 @@
       </w:r>
       <w:r>
         <w:t xml:space="preserve">for any prepaid service on day zero.</w:t>
+      </w:r>
+    </w:p>
+    <w:p>
+      <w:pPr>
+        <w:numPr>
+          <w:ilvl w:val="0"/>
+          <w:numId w:val="1064"/>
+        </w:numPr>
+        <w:pStyle w:val="Compact"/>
+      </w:pPr>
+      <w:r>
+        <w:rPr>
+          <w:bCs/>
+          <w:b/>
+        </w:rPr>
+        <w:t xml:space="preserve">T-58. A merged button hid a feature the owner used (Oct 9).</w:t>
+      </w:r>
+      <w:r>
+        <w:t xml:space="preserve"> </w:t>
+      </w:r>
+      <w:r>
+        <w:t xml:space="preserve">The new 📤 Share button also made the find's page on our site, so the separate "📣 Share this find" box was removed. To the owner, his "put it on our site" step was simply gone.</w:t>
+      </w:r>
+      <w:r>
+        <w:t xml:space="preserve"> </w:t>
+      </w:r>
+      <w:r>
+        <w:rPr>
+          <w:bCs/>
+          <w:b/>
+        </w:rPr>
+        <w:t xml:space="preserve">Fix:</w:t>
+      </w:r>
+      <w:r>
+        <w:t xml:space="preserve"> </w:t>
+      </w:r>
+      <w:r>
+        <w:t xml:space="preserve">both buttons are back, sharing one page, so there are no duplicates.</w:t>
+      </w:r>
+      <w:r>
+        <w:t xml:space="preserve"> </w:t>
+      </w:r>
+      <w:r>
+        <w:rPr>
+          <w:bCs/>
+          <w:b/>
+        </w:rPr>
+        <w:t xml:space="preserve">Rule:</w:t>
+      </w:r>
+      <w:r>
+        <w:t xml:space="preserve"> </w:t>
+      </w:r>
+      <w:r>
+        <w:t xml:space="preserve">when combining features, keep every step the owner can see and name, unless he says to drop it.</w:t>
       </w:r>
     </w:p>
     <w:p>

--- a/docs/Next_Owner_Market_App_Builder_Playbook.docx
+++ b/docs/Next_Owner_Market_App_Builder_Playbook.docx
@@ -55485,6 +55485,54 @@
           <w:bCs/>
           <w:b/>
         </w:rPr>
+        <w:t xml:space="preserve">T-59. A restored feature went back to its old spot, not the spot the owner had fought for (Oct 9).</w:t>
+      </w:r>
+      <w:r>
+        <w:t xml:space="preserve"> </w:t>
+      </w:r>
+      <w:r>
+        <w:t xml:space="preserve">"Share this find" came back at the bottom of the page, two days after he got it moved to the top.</w:t>
+      </w:r>
+      <w:r>
+        <w:t xml:space="preserve"> </w:t>
+      </w:r>
+      <w:r>
+        <w:rPr>
+          <w:iCs/>
+          <w:i/>
+        </w:rPr>
+        <w:t xml:space="preserve">"I ask you to change one thing and you change a fucking other thing."</w:t>
+      </w:r>
+      <w:r>
+        <w:t xml:space="preserve"> </w:t>
+      </w:r>
+      <w:r>
+        <w:rPr>
+          <w:bCs/>
+          <w:b/>
+        </w:rPr>
+        <w:t xml:space="preserve">Rule:</w:t>
+      </w:r>
+      <w:r>
+        <w:t xml:space="preserve"> </w:t>
+      </w:r>
+      <w:r>
+        <w:t xml:space="preserve">layouts the owner has settled are written down as LOCKED in CLAUDE.md, and anything brought back goes where he last asked for it.</w:t>
+      </w:r>
+    </w:p>
+    <w:p>
+      <w:pPr>
+        <w:numPr>
+          <w:ilvl w:val="0"/>
+          <w:numId w:val="1064"/>
+        </w:numPr>
+        <w:pStyle w:val="Compact"/>
+      </w:pPr>
+      <w:r>
+        <w:rPr>
+          <w:bCs/>
+          <w:b/>
+        </w:rPr>
         <w:t xml:space="preserve">The political app's own trial and error</w:t>
       </w:r>
       <w:r>
@@ -59814,6 +59862,54 @@
           <w:rStyle w:val="NormalTok"/>
         </w:rPr>
         <w:t xml:space="preserve">.</w:t>
+      </w:r>
+      <w:r>
+        <w:br/>
+      </w:r>
+      <w:r>
+        <w:br/>
+      </w:r>
+      <w:r>
+        <w:rPr>
+          <w:rStyle w:val="SpecialStringTok"/>
+        </w:rPr>
+        <w:t xml:space="preserve">23. </w:t>
+      </w:r>
+      <w:r>
+        <w:rPr>
+          <w:rStyle w:val="NormalTok"/>
+        </w:rPr>
+        <w:t xml:space="preserve">**Locked layouts (Oct 9, 2026).**</w:t>
+      </w:r>
+      <w:r>
+        <w:br/>
+      </w:r>
+      <w:r>
+        <w:rPr>
+          <w:rStyle w:val="SpecialStringTok"/>
+        </w:rPr>
+        <w:t xml:space="preserve">    - </w:t>
+      </w:r>
+      <w:r>
+        <w:rPr>
+          <w:rStyle w:val="NormalTok"/>
+        </w:rPr>
+        <w:t xml:space="preserve">Once the owner settles where something goes, it's written down as LOCKED in CLAUDE.md and never moved without his say.</w:t>
+      </w:r>
+      <w:r>
+        <w:br/>
+      </w:r>
+      <w:r>
+        <w:rPr>
+          <w:rStyle w:val="SpecialStringTok"/>
+        </w:rPr>
+        <w:t xml:space="preserve">    - </w:t>
+      </w:r>
+      <w:r>
+        <w:rPr>
+          <w:rStyle w:val="NormalTok"/>
+        </w:rPr>
+        <w:t xml:space="preserve">Anything brought back goes where he last asked for it.</w:t>
       </w:r>
       <w:r>
         <w:br/>

--- a/docs/Next_Owner_Market_App_Builder_Playbook.docx
+++ b/docs/Next_Owner_Market_App_Builder_Playbook.docx
@@ -11449,7 +11449,7 @@
           <w:iCs/>
           <w:i/>
         </w:rPr>
-        <w:t xml:space="preserve">src/lib/automations.ts, lines 630-660</w:t>
+        <w:t xml:space="preserve">src/lib/automations.ts, lines 632-662</w:t>
       </w:r>
     </w:p>
     <w:p>
@@ -17472,7 +17472,7 @@
           <w:iCs/>
           <w:i/>
         </w:rPr>
-        <w:t xml:space="preserve">src/lib/automations.ts, lines 737-757</w:t>
+        <w:t xml:space="preserve">src/lib/automations.ts, lines 739-759</w:t>
       </w:r>
     </w:p>
     <w:p>
@@ -45303,6 +45303,222 @@
       </w:r>
       <w:r>
         <w:rPr>
+          <w:rStyle w:val="CommentTok"/>
+        </w:rPr>
+        <w:t xml:space="preserve">// web searches (Find it for less) are $10 per 1,000 on top of tokens</w:t>
+      </w:r>
+      <w:r>
+        <w:br/>
+      </w:r>
+      <w:r>
+        <w:rPr>
+          <w:rStyle w:val="NormalTok"/>
+        </w:rPr>
+        <w:t xml:space="preserve">  </w:t>
+      </w:r>
+      <w:r>
+        <w:rPr>
+          <w:rStyle w:val="KeywordTok"/>
+        </w:rPr>
+        <w:t xml:space="preserve">const</w:t>
+      </w:r>
+      <w:r>
+        <w:rPr>
+          <w:rStyle w:val="NormalTok"/>
+        </w:rPr>
+        <w:t xml:space="preserve"> searches </w:t>
+      </w:r>
+      <w:r>
+        <w:rPr>
+          <w:rStyle w:val="OperatorTok"/>
+        </w:rPr>
+        <w:t xml:space="preserve">=</w:t>
+      </w:r>
+      <w:r>
+        <w:rPr>
+          <w:rStyle w:val="NormalTok"/>
+        </w:rPr>
+        <w:t xml:space="preserve"> </w:t>
+      </w:r>
+      <w:r>
+        <w:rPr>
+          <w:rStyle w:val="BuiltInTok"/>
+        </w:rPr>
+        <w:t xml:space="preserve">Number</w:t>
+      </w:r>
+      <w:r>
+        <w:rPr>
+          <w:rStyle w:val="NormalTok"/>
+        </w:rPr>
+        <w:t xml:space="preserve">((u </w:t>
+      </w:r>
+      <w:r>
+        <w:rPr>
+          <w:rStyle w:val="ImportTok"/>
+        </w:rPr>
+        <w:t xml:space="preserve">as</w:t>
+      </w:r>
+      <w:r>
+        <w:rPr>
+          <w:rStyle w:val="NormalTok"/>
+        </w:rPr>
+        <w:t xml:space="preserve"> { server_tool_use</w:t>
+      </w:r>
+      <w:r>
+        <w:rPr>
+          <w:rStyle w:val="OperatorTok"/>
+        </w:rPr>
+        <w:t xml:space="preserve">?:</w:t>
+      </w:r>
+      <w:r>
+        <w:rPr>
+          <w:rStyle w:val="NormalTok"/>
+        </w:rPr>
+        <w:t xml:space="preserve"> { web_search_requests</w:t>
+      </w:r>
+      <w:r>
+        <w:rPr>
+          <w:rStyle w:val="OperatorTok"/>
+        </w:rPr>
+        <w:t xml:space="preserve">?:</w:t>
+      </w:r>
+      <w:r>
+        <w:rPr>
+          <w:rStyle w:val="NormalTok"/>
+        </w:rPr>
+        <w:t xml:space="preserve"> </w:t>
+      </w:r>
+      <w:r>
+        <w:rPr>
+          <w:rStyle w:val="DataTypeTok"/>
+        </w:rPr>
+        <w:t xml:space="preserve">number</w:t>
+      </w:r>
+      <w:r>
+        <w:rPr>
+          <w:rStyle w:val="NormalTok"/>
+        </w:rPr>
+        <w:t xml:space="preserve"> } } </w:t>
+      </w:r>
+      <w:r>
+        <w:rPr>
+          <w:rStyle w:val="OperatorTok"/>
+        </w:rPr>
+        <w:t xml:space="preserve">|</w:t>
+      </w:r>
+      <w:r>
+        <w:rPr>
+          <w:rStyle w:val="NormalTok"/>
+        </w:rPr>
+        <w:t xml:space="preserve"> </w:t>
+      </w:r>
+      <w:r>
+        <w:rPr>
+          <w:rStyle w:val="DataTypeTok"/>
+        </w:rPr>
+        <w:t xml:space="preserve">null</w:t>
+      </w:r>
+      <w:r>
+        <w:rPr>
+          <w:rStyle w:val="NormalTok"/>
+        </w:rPr>
+        <w:t xml:space="preserve"> </w:t>
+      </w:r>
+      <w:r>
+        <w:rPr>
+          <w:rStyle w:val="OperatorTok"/>
+        </w:rPr>
+        <w:t xml:space="preserve">|</w:t>
+      </w:r>
+      <w:r>
+        <w:rPr>
+          <w:rStyle w:val="NormalTok"/>
+        </w:rPr>
+        <w:t xml:space="preserve"> </w:t>
+      </w:r>
+      <w:r>
+        <w:rPr>
+          <w:rStyle w:val="DataTypeTok"/>
+        </w:rPr>
+        <w:t xml:space="preserve">undefined</w:t>
+      </w:r>
+      <w:r>
+        <w:rPr>
+          <w:rStyle w:val="NormalTok"/>
+        </w:rPr>
+        <w:t xml:space="preserve">)</w:t>
+      </w:r>
+      <w:r>
+        <w:rPr>
+          <w:rStyle w:val="OperatorTok"/>
+        </w:rPr>
+        <w:t xml:space="preserve">?.</w:t>
+      </w:r>
+      <w:r>
+        <w:rPr>
+          <w:rStyle w:val="AttributeTok"/>
+        </w:rPr>
+        <w:t xml:space="preserve">server_tool_use</w:t>
+      </w:r>
+      <w:r>
+        <w:rPr>
+          <w:rStyle w:val="OperatorTok"/>
+        </w:rPr>
+        <w:t xml:space="preserve">?.</w:t>
+      </w:r>
+      <w:r>
+        <w:rPr>
+          <w:rStyle w:val="AttributeTok"/>
+        </w:rPr>
+        <w:t xml:space="preserve">web_search_requests</w:t>
+      </w:r>
+      <w:r>
+        <w:rPr>
+          <w:rStyle w:val="NormalTok"/>
+        </w:rPr>
+        <w:t xml:space="preserve"> </w:t>
+      </w:r>
+      <w:r>
+        <w:rPr>
+          <w:rStyle w:val="OperatorTok"/>
+        </w:rPr>
+        <w:t xml:space="preserve">||</w:t>
+      </w:r>
+      <w:r>
+        <w:rPr>
+          <w:rStyle w:val="NormalTok"/>
+        </w:rPr>
+        <w:t xml:space="preserve"> </w:t>
+      </w:r>
+      <w:r>
+        <w:rPr>
+          <w:rStyle w:val="DecValTok"/>
+        </w:rPr>
+        <w:t xml:space="preserve">0</w:t>
+      </w:r>
+      <w:r>
+        <w:rPr>
+          <w:rStyle w:val="NormalTok"/>
+        </w:rPr>
+        <w:t xml:space="preserve">)</w:t>
+      </w:r>
+      <w:r>
+        <w:rPr>
+          <w:rStyle w:val="OperatorTok"/>
+        </w:rPr>
+        <w:t xml:space="preserve">;</w:t>
+      </w:r>
+      <w:r>
+        <w:br/>
+      </w:r>
+      <w:r>
+        <w:rPr>
+          <w:rStyle w:val="NormalTok"/>
+        </w:rPr>
+        <w:t xml:space="preserve">  </w:t>
+      </w:r>
+      <w:r>
+        <w:rPr>
           <w:rStyle w:val="ControlFlowTok"/>
         </w:rPr>
         <w:t xml:space="preserve">return</w:t>
@@ -45537,6 +45753,42 @@
       </w:r>
       <w:r>
         <w:rPr>
+          <w:rStyle w:val="NormalTok"/>
+        </w:rPr>
+        <w:t xml:space="preserve"> </w:t>
+      </w:r>
+      <w:r>
+        <w:rPr>
+          <w:rStyle w:val="OperatorTok"/>
+        </w:rPr>
+        <w:t xml:space="preserve">+</w:t>
+      </w:r>
+      <w:r>
+        <w:rPr>
+          <w:rStyle w:val="NormalTok"/>
+        </w:rPr>
+        <w:t xml:space="preserve"> searches </w:t>
+      </w:r>
+      <w:r>
+        <w:rPr>
+          <w:rStyle w:val="OperatorTok"/>
+        </w:rPr>
+        <w:t xml:space="preserve">*</w:t>
+      </w:r>
+      <w:r>
+        <w:rPr>
+          <w:rStyle w:val="NormalTok"/>
+        </w:rPr>
+        <w:t xml:space="preserve"> </w:t>
+      </w:r>
+      <w:r>
+        <w:rPr>
+          <w:rStyle w:val="FloatTok"/>
+        </w:rPr>
+        <w:t xml:space="preserve">0.01</w:t>
+      </w:r>
+      <w:r>
+        <w:rPr>
           <w:rStyle w:val="OperatorTok"/>
         </w:rPr>
         <w:t xml:space="preserve">;</w:t>
@@ -46431,48 +46683,6 @@
           <w:rStyle w:val="OperatorTok"/>
         </w:rPr>
         <w:t xml:space="preserve">;</w:t>
-      </w:r>
-      <w:r>
-        <w:br/>
-      </w:r>
-      <w:r>
-        <w:rPr>
-          <w:rStyle w:val="NormalTok"/>
-        </w:rPr>
-        <w:t xml:space="preserve">  } </w:t>
-      </w:r>
-      <w:r>
-        <w:rPr>
-          <w:rStyle w:val="ControlFlowTok"/>
-        </w:rPr>
-        <w:t xml:space="preserve">catch</w:t>
-      </w:r>
-      <w:r>
-        <w:rPr>
-          <w:rStyle w:val="NormalTok"/>
-        </w:rPr>
-        <w:t xml:space="preserve"> { </w:t>
-      </w:r>
-      <w:r>
-        <w:rPr>
-          <w:rStyle w:val="CommentTok"/>
-        </w:rPr>
-        <w:t xml:space="preserve">/* logging must never break a lookup */</w:t>
-      </w:r>
-      <w:r>
-        <w:rPr>
-          <w:rStyle w:val="NormalTok"/>
-        </w:rPr>
-        <w:t xml:space="preserve"> }</w:t>
-      </w:r>
-      <w:r>
-        <w:br/>
-      </w:r>
-      <w:r>
-        <w:rPr>
-          <w:rStyle w:val="NormalTok"/>
-        </w:rPr>
-        <w:t xml:space="preserve">}</w:t>
       </w:r>
     </w:p>
     <w:p>
@@ -48315,6 +48525,162 @@
                 <w:bCs/>
                 <w:b/>
               </w:rPr>
+              <w:t xml:space="preserve">Anthropic web search</w:t>
+            </w:r>
+            <w:r>
+              <w:t xml:space="preserve"> </w:t>
+            </w:r>
+            <w:r>
+              <w:t xml:space="preserve">(live prices for Find it for less)</w:t>
+            </w:r>
+          </w:p>
+        </w:tc>
+        <w:tc>
+          <w:tcPr/>
+          <w:p>
+            <w:pPr>
+              <w:pStyle w:val="Compact"/>
+              <w:jc w:val="left"/>
+            </w:pPr>
+            <w:r>
+              <w:t xml:space="preserve">Searches stores right now so prices and links are real</w:t>
+            </w:r>
+          </w:p>
+        </w:tc>
+        <w:tc>
+          <w:tcPr/>
+          <w:p>
+            <w:pPr>
+              <w:pStyle w:val="Compact"/>
+              <w:jc w:val="left"/>
+            </w:pPr>
+            <w:r>
+              <w:t xml:space="preserve">A server tool in the same Messages call:</w:t>
+            </w:r>
+            <w:r>
+              <w:t xml:space="preserve"> </w:t>
+            </w:r>
+            <w:r>
+              <w:rPr>
+                <w:rStyle w:val="VerbatimChar"/>
+              </w:rPr>
+              <w:t xml:space="preserve">{type: "web_search_20250305", name: "web_search", max_uses: 5, user_location: {type: "approximate", country: "US"}}</w:t>
+            </w:r>
+            <w:r>
+              <w:t xml:space="preserve">, plus our own</w:t>
+            </w:r>
+            <w:r>
+              <w:t xml:space="preserve"> </w:t>
+            </w:r>
+            <w:r>
+              <w:rPr>
+                <w:rStyle w:val="VerbatimChar"/>
+              </w:rPr>
+              <w:t xml:space="preserve">record_results</w:t>
+            </w:r>
+            <w:r>
+              <w:t xml:space="preserve"> </w:t>
+            </w:r>
+            <w:r>
+              <w:t xml:space="preserve">tool</w:t>
+            </w:r>
+          </w:p>
+        </w:tc>
+        <w:tc>
+          <w:tcPr/>
+          <w:p>
+            <w:pPr>
+              <w:pStyle w:val="Compact"/>
+              <w:jc w:val="left"/>
+            </w:pPr>
+            <w:r>
+              <w:t xml:space="preserve">Tested from the sandbox (api.anthropic.com is reachable) on real examples before building screens</w:t>
+            </w:r>
+          </w:p>
+        </w:tc>
+        <w:tc>
+          <w:tcPr/>
+          <w:p>
+            <w:pPr>
+              <w:pStyle w:val="Compact"/>
+              <w:jc w:val="left"/>
+            </w:pPr>
+            <w:r>
+              <w:t xml:space="preserve">Handle</w:t>
+            </w:r>
+            <w:r>
+              <w:t xml:space="preserve"> </w:t>
+            </w:r>
+            <w:r>
+              <w:rPr>
+                <w:rStyle w:val="VerbatimChar"/>
+              </w:rPr>
+              <w:t xml:space="preserve">stop_reason: "pause_turn"</w:t>
+            </w:r>
+            <w:r>
+              <w:t xml:space="preserve"> </w:t>
+            </w:r>
+            <w:r>
+              <w:t xml:space="preserve">by sending the assistant turn back; read</w:t>
+            </w:r>
+            <w:r>
+              <w:t xml:space="preserve"> </w:t>
+            </w:r>
+            <w:r>
+              <w:rPr>
+                <w:rStyle w:val="VerbatimChar"/>
+              </w:rPr>
+              <w:t xml:space="preserve">usage.server_tool_use.web_search_requests</w:t>
+            </w:r>
+            <w:r>
+              <w:t xml:space="preserve"> </w:t>
+            </w:r>
+            <w:r>
+              <w:t xml:space="preserve">to log cost; keep only URLs that appeared in</w:t>
+            </w:r>
+            <w:r>
+              <w:t xml:space="preserve"> </w:t>
+            </w:r>
+            <w:r>
+              <w:rPr>
+                <w:rStyle w:val="VerbatimChar"/>
+              </w:rPr>
+              <w:t xml:space="preserve">web_search_tool_result</w:t>
+            </w:r>
+            <w:r>
+              <w:t xml:space="preserve"> </w:t>
+            </w:r>
+            <w:r>
+              <w:t xml:space="preserve">blocks. Amazon's Product API needs 3 sales in 30 days first, so live search is the way in.</w:t>
+            </w:r>
+          </w:p>
+        </w:tc>
+        <w:tc>
+          <w:tcPr/>
+          <w:p>
+            <w:pPr>
+              <w:pStyle w:val="Compact"/>
+              <w:jc w:val="left"/>
+            </w:pPr>
+            <w:r>
+              <w:t xml:space="preserve">$10 per 1,000 searches plus tokens (about 10 to 15 cents a find)</w:t>
+            </w:r>
+          </w:p>
+        </w:tc>
+      </w:tr>
+      <w:tr>
+        <w:tc>
+          <w:tcPr/>
+          <w:p>
+            <w:pPr>
+              <w:pStyle w:val="Compact"/>
+              <w:jc w:val="left"/>
+            </w:pPr>
+            <w:r>
+              <w:rPr>
+                <w:bCs/>
+                <w:b/>
+              </w:rPr>
               <w:t xml:space="preserve">Anthropic</w:t>
             </w:r>
             <w:r>
@@ -55518,6 +55884,135 @@
       </w:r>
       <w:r>
         <w:t xml:space="preserve">layouts the owner has settled are written down as LOCKED in CLAUDE.md, and anything brought back goes where he last asked for it.</w:t>
+      </w:r>
+    </w:p>
+    <w:p>
+      <w:pPr>
+        <w:numPr>
+          <w:ilvl w:val="0"/>
+          <w:numId w:val="1064"/>
+        </w:numPr>
+        <w:pStyle w:val="Compact"/>
+      </w:pPr>
+      <w:r>
+        <w:rPr>
+          <w:bCs/>
+          <w:b/>
+        </w:rPr>
+        <w:t xml:space="preserve">T-60. Live prices without making up links (Oct 9).</w:t>
+      </w:r>
+      <w:r>
+        <w:t xml:space="preserve"> </w:t>
+      </w:r>
+      <w:r>
+        <w:t xml:space="preserve">An AI asked for "the cheapest place to buy X" will happily write product URLs that look right and don't exist.</w:t>
+      </w:r>
+      <w:r>
+        <w:t xml:space="preserve"> </w:t>
+      </w:r>
+      <w:r>
+        <w:rPr>
+          <w:bCs/>
+          <w:b/>
+        </w:rPr>
+        <w:t xml:space="preserve">Fix:</w:t>
+      </w:r>
+      <w:r>
+        <w:t xml:space="preserve"> </w:t>
+      </w:r>
+      <w:r>
+        <w:t xml:space="preserve">Find it for less uses Anthropic's web search tool and collects every URL the searches actually returned; a product link is kept only if it is one of those, otherwise the button becomes a search at that store. Also: the search results make each call cost 10 to 15 cents (mostly input tokens, plus $10 per 1,000 searches), so the free cap for signed-out visitors is lower than the photo tools.</w:t>
+      </w:r>
+      <w:r>
+        <w:t xml:space="preserve"> </w:t>
+      </w:r>
+      <w:r>
+        <w:rPr>
+          <w:bCs/>
+          <w:b/>
+        </w:rPr>
+        <w:t xml:space="preserve">Rule:</w:t>
+      </w:r>
+      <w:r>
+        <w:t xml:space="preserve"> </w:t>
+      </w:r>
+      <w:r>
+        <w:t xml:space="preserve">never show an AI-written URL the code hasn't seen come back from a real search; count server-tool fees in your cost log from day one.</w:t>
+      </w:r>
+    </w:p>
+    <w:p>
+      <w:pPr>
+        <w:numPr>
+          <w:ilvl w:val="0"/>
+          <w:numId w:val="1064"/>
+        </w:numPr>
+        <w:pStyle w:val="Compact"/>
+      </w:pPr>
+      <w:r>
+        <w:rPr>
+          <w:bCs/>
+          <w:b/>
+        </w:rPr>
+        <w:t xml:space="preserve">T-61. A long tool answer came back tangled (Oct 9).</w:t>
+      </w:r>
+      <w:r>
+        <w:t xml:space="preserve"> </w:t>
+      </w:r>
+      <w:r>
+        <w:t xml:space="preserve">With live web search plus a big nested answer schema, about 1 in 4 finds came back with empty lists, fields flattened out of their box, or bits of tool markup inside the text, and one test on the live site showed a result with no stores at all.</w:t>
+      </w:r>
+      <w:r>
+        <w:t xml:space="preserve"> </w:t>
+      </w:r>
+      <w:r>
+        <w:rPr>
+          <w:bCs/>
+          <w:b/>
+        </w:rPr>
+        <w:t xml:space="preserve">Fix:</w:t>
+      </w:r>
+      <w:r>
+        <w:t xml:space="preserve"> </w:t>
+      </w:r>
+      <w:r>
+        <w:rPr>
+          <w:rStyle w:val="VerbatimChar"/>
+        </w:rPr>
+        <w:t xml:space="preserve">strict: true</w:t>
+      </w:r>
+      <w:r>
+        <w:t xml:space="preserve"> </w:t>
+      </w:r>
+      <w:r>
+        <w:t xml:space="preserve">on the answer tool (the API then guarantees the schema; every object closed, every field required, list lengths trimmed in code), and if the model records twice, keep the fuller one. 8 of 8 live tests clean afterward.</w:t>
+      </w:r>
+      <w:r>
+        <w:t xml:space="preserve"> </w:t>
+      </w:r>
+      <w:r>
+        <w:rPr>
+          <w:bCs/>
+          <w:b/>
+        </w:rPr>
+        <w:t xml:space="preserve">Rule:</w:t>
+      </w:r>
+      <w:r>
+        <w:t xml:space="preserve"> </w:t>
+      </w:r>
+      <w:r>
+        <w:t xml:space="preserve">any AI tool with nested objects gets</w:t>
+      </w:r>
+      <w:r>
+        <w:t xml:space="preserve"> </w:t>
+      </w:r>
+      <w:r>
+        <w:rPr>
+          <w:rStyle w:val="VerbatimChar"/>
+        </w:rPr>
+        <w:t xml:space="preserve">strict: true</w:t>
+      </w:r>
+      <w:r>
+        <w:t xml:space="preserve">; test 5+ real runs in parallel before calling it done, not one.</w:t>
       </w:r>
     </w:p>
     <w:p>

--- a/docs/Next_Owner_Market_App_Builder_Playbook.docx
+++ b/docs/Next_Owner_Market_App_Builder_Playbook.docx
@@ -56013,6 +56013,60 @@
       </w:r>
       <w:r>
         <w:t xml:space="preserve">; test 5+ real runs in parallel before calling it done, not one.</w:t>
+      </w:r>
+    </w:p>
+    <w:p>
+      <w:pPr>
+        <w:numPr>
+          <w:ilvl w:val="0"/>
+          <w:numId w:val="1064"/>
+        </w:numPr>
+        <w:pStyle w:val="Compact"/>
+      </w:pPr>
+      <w:r>
+        <w:rPr>
+          <w:bCs/>
+          <w:b/>
+        </w:rPr>
+        <w:t xml:space="preserve">T-62. A button only appeared on one path to the page (Oct 9).</w:t>
+      </w:r>
+      <w:r>
+        <w:t xml:space="preserve"> </w:t>
+      </w:r>
+      <w:r>
+        <w:t xml:space="preserve">"📸 Check another item" was put inside the "Your listing is written" box, which only shows right after the AI writes a listing. Open the same listing from Inventory, or after it's listed or approved, and the button was gone, so the owner hit it again after asking several times.</w:t>
+      </w:r>
+      <w:r>
+        <w:t xml:space="preserve"> </w:t>
+      </w:r>
+      <w:r>
+        <w:rPr>
+          <w:bCs/>
+          <w:b/>
+        </w:rPr>
+        <w:t xml:space="preserve">Fix:</w:t>
+      </w:r>
+      <w:r>
+        <w:t xml:space="preserve"> </w:t>
+      </w:r>
+      <w:r>
+        <w:t xml:space="preserve">the button now sits at the top of every listing page.</w:t>
+      </w:r>
+      <w:r>
+        <w:t xml:space="preserve"> </w:t>
+      </w:r>
+      <w:r>
+        <w:rPr>
+          <w:bCs/>
+          <w:b/>
+        </w:rPr>
+        <w:t xml:space="preserve">Rule:</w:t>
+      </w:r>
+      <w:r>
+        <w:t xml:space="preserve"> </w:t>
+      </w:r>
+      <w:r>
+        <w:t xml:space="preserve">when the owner asks for a button "after X," check every way a person reaches that screen, not just the one you tested.</w:t>
       </w:r>
     </w:p>
     <w:p>

--- a/docs/Next_Owner_Market_App_Builder_Playbook.docx
+++ b/docs/Next_Owner_Market_App_Builder_Playbook.docx
@@ -56082,6 +56082,44 @@
           <w:bCs/>
           <w:b/>
         </w:rPr>
+        <w:t xml:space="preserve">T-63. 30 minutes of guessing at buttons instead of looking it up (Oct 23).</w:t>
+      </w:r>
+      <w:r>
+        <w:t xml:space="preserve"> </w:t>
+      </w:r>
+      <w:r>
+        <w:t xml:space="preserve">The owner asked how to link this chat to his computer so Claude could pull his Facebook listings. Claude gave him step after step from memory (desktop app, Dispatch, a laptop icon, settings), none of them right, while he got angrier. Anthropic's own help page had the answer the whole time: a cloud chat can only use the computer if it was started in the desktop app.</w:t>
+      </w:r>
+      <w:r>
+        <w:t xml:space="preserve"> </w:t>
+      </w:r>
+      <w:r>
+        <w:rPr>
+          <w:bCs/>
+          <w:b/>
+        </w:rPr>
+        <w:t xml:space="preserve">Rule:</w:t>
+      </w:r>
+      <w:r>
+        <w:t xml:space="preserve"> </w:t>
+      </w:r>
+      <w:r>
+        <w:t xml:space="preserve">for any "how do I do X in this app" question, search the official help pages FIRST and quote them. Never hand the owner a click-path from memory, and if the honest answer is "this can't be done," say that in the first reply.</w:t>
+      </w:r>
+    </w:p>
+    <w:p>
+      <w:pPr>
+        <w:numPr>
+          <w:ilvl w:val="0"/>
+          <w:numId w:val="1064"/>
+        </w:numPr>
+        <w:pStyle w:val="Compact"/>
+      </w:pPr>
+      <w:r>
+        <w:rPr>
+          <w:bCs/>
+          <w:b/>
+        </w:rPr>
         <w:t xml:space="preserve">The political app's own trial and error</w:t>
       </w:r>
       <w:r>
@@ -59492,7 +59530,7 @@
         <w:rPr>
           <w:rStyle w:val="NormalTok"/>
         </w:rPr>
-        <w:t xml:space="preserve">**Never guess at menus or buttons** in apps Claude can't see. Look up the official steps first and quote them. Ask whether you're on your phone or your computer when the steps differ.</w:t>
+        <w:t xml:space="preserve">**Never guess at menus or buttons, and never answer "how do I" from memory. This is rule zero (strengthened Oct 23, 2026).** For ANY app, including Claude's own apps (Claude desktop, Claude in Chrome, Cowork, claude.ai), Claude searches the official help pages FIRST, quotes them and names the source before giving a single step. If the help pages show it can't be done, Claude says so in the first reply and gives what works instead. If nothing can be found, Claude says "I don't know" and keeps looking instead of guessing. When you say you don't know how something works, that's Claude's signal to look it up. After one wrong answer, Claude stops and searches; it never follows a wrong guess with another guess. Ask whether you're on your phone or your computer when the steps differ. *Why: on Oct 23, Claude gave seven wrong ways to link a chat to your computer over 45 minutes; Anthropic's help page said in one line that a chat started on the phone can't be linked.*</w:t>
       </w:r>
       <w:r>
         <w:br/>

--- a/docs/Next_Owner_Market_App_Builder_Playbook.docx
+++ b/docs/Next_Owner_Market_App_Builder_Playbook.docx
@@ -56120,6 +56120,56 @@
           <w:bCs/>
           <w:b/>
         </w:rPr>
+        <w:t xml:space="preserve">T-64. Lessons from 26 regular chats (harvested Oct 23).</w:t>
+      </w:r>
+      <w:r>
+        <w:t xml:space="preserve"> </w:t>
+      </w:r>
+      <w:r>
+        <w:t xml:space="preserve">Claude read every reachable chat (May 20 to Oct 23) and found the same failures as in the app build: guessing prices instead of searching (H-1, H-2), sending the owner to do the legwork (H-12), hedging instead of giving the number (H-15, H-16), listings with blanks or no price-box number (H-10, H-13), inventing flaws or overriding his firsthand knowledge (H-5, H-6), and inconsistent prices for the same photos (H-19).</w:t>
+      </w:r>
+      <w:r>
+        <w:t xml:space="preserve"> </w:t>
+      </w:r>
+      <w:r>
+        <w:rPr>
+          <w:bCs/>
+          <w:b/>
+        </w:rPr>
+        <w:t xml:space="preserve">Rule:</w:t>
+      </w:r>
+      <w:r>
+        <w:t xml:space="preserve"> </w:t>
+      </w:r>
+      <w:r>
+        <w:t xml:space="preserve">the full list and his exact words are in</w:t>
+      </w:r>
+      <w:r>
+        <w:t xml:space="preserve"> </w:t>
+      </w:r>
+      <w:r>
+        <w:rPr>
+          <w:rStyle w:val="VerbatimChar"/>
+        </w:rPr>
+        <w:t xml:space="preserve">docs/Next_Owner_Market_Chat_Harvest.md</w:t>
+      </w:r>
+      <w:r>
+        <w:t xml:space="preserve">; the rules are Operating Rules 24 and 25 and the "Valuing and listing items" section of the shayne-operating-rules skill.</w:t>
+      </w:r>
+    </w:p>
+    <w:p>
+      <w:pPr>
+        <w:numPr>
+          <w:ilvl w:val="0"/>
+          <w:numId w:val="1064"/>
+        </w:numPr>
+        <w:pStyle w:val="Compact"/>
+      </w:pPr>
+      <w:r>
+        <w:rPr>
+          <w:bCs/>
+          <w:b/>
+        </w:rPr>
         <w:t xml:space="preserve">The political app's own trial and error</w:t>
       </w:r>
       <w:r>
@@ -60497,6 +60547,213 @@
           <w:rStyle w:val="NormalTok"/>
         </w:rPr>
         <w:t xml:space="preserve">Anything brought back goes where he last asked for it.</w:t>
+      </w:r>
+      <w:r>
+        <w:br/>
+      </w:r>
+      <w:r>
+        <w:br/>
+      </w:r>
+      <w:r>
+        <w:rPr>
+          <w:rStyle w:val="SpecialStringTok"/>
+        </w:rPr>
+        <w:t xml:space="preserve">24. </w:t>
+      </w:r>
+      <w:r>
+        <w:rPr>
+          <w:rStyle w:val="NormalTok"/>
+        </w:rPr>
+        <w:t xml:space="preserve">**Valuing and listing items (from 26 past chats, Oct 23, 2026).**</w:t>
+      </w:r>
+      <w:r>
+        <w:br/>
+      </w:r>
+      <w:r>
+        <w:rPr>
+          <w:rStyle w:val="SpecialStringTok"/>
+        </w:rPr>
+        <w:t xml:space="preserve">    - </w:t>
+      </w:r>
+      <w:r>
+        <w:rPr>
+          <w:rStyle w:val="NormalTok"/>
+        </w:rPr>
+        <w:t xml:space="preserve">**Give the number:** one bold expected price first, short reasons after. A photo of an item means "what's it worth": answer it. *"Give me the fucking price. Quit fucking off."*</w:t>
+      </w:r>
+      <w:r>
+        <w:br/>
+      </w:r>
+      <w:r>
+        <w:rPr>
+          <w:rStyle w:val="SpecialStringTok"/>
+        </w:rPr>
+        <w:t xml:space="preserve">    - </w:t>
+      </w:r>
+      <w:r>
+        <w:rPr>
+          <w:rStyle w:val="NormalTok"/>
+        </w:rPr>
+        <w:t xml:space="preserve">**Two prices every time:** what to list it for, and what it will actually sell for fairly fast. Show quick, balanced and top-dollar tiers; never quietly pick the low one. When you name your asking price, use it exactly.</w:t>
+      </w:r>
+      <w:r>
+        <w:br/>
+      </w:r>
+      <w:r>
+        <w:rPr>
+          <w:rStyle w:val="SpecialStringTok"/>
+        </w:rPr>
+        <w:t xml:space="preserve">    - </w:t>
+      </w:r>
+      <w:r>
+        <w:rPr>
+          <w:rStyle w:val="NormalTok"/>
+        </w:rPr>
+        <w:t xml:space="preserve">**Search, don't guess:** real US sold and asking prices, real retail for new old stock (store page, hfpricetracker.com for Harbor Freight) and whether it's discontinued. US prices only. Storage rust is not "used."</w:t>
+      </w:r>
+      <w:r>
+        <w:br/>
+      </w:r>
+      <w:r>
+        <w:rPr>
+          <w:rStyle w:val="SpecialStringTok"/>
+        </w:rPr>
+        <w:t xml:space="preserve">    - </w:t>
+      </w:r>
+      <w:r>
+        <w:rPr>
+          <w:rStyle w:val="NormalTok"/>
+        </w:rPr>
+        <w:t xml:space="preserve">**Listings are paste-ready:** no blanks or </w:t>
+      </w:r>
+      <w:r>
+        <w:rPr>
+          <w:rStyle w:val="CommentTok"/>
+        </w:rPr>
+        <w:t xml:space="preserve">[</w:t>
+      </w:r>
+      <w:r>
+        <w:rPr>
+          <w:rStyle w:val="OtherTok"/>
+        </w:rPr>
+        <w:t xml:space="preserve">brackets</w:t>
+      </w:r>
+      <w:r>
+        <w:rPr>
+          <w:rStyle w:val="CommentTok"/>
+        </w:rPr>
+        <w:t xml:space="preserve">]</w:t>
+      </w:r>
+      <w:r>
+        <w:rPr>
+          <w:rStyle w:val="NormalTok"/>
+        </w:rPr>
+        <w:t xml:space="preserve">; start with "Price box: $X"; only flaws you can clearly see; say exactly what's included; your firsthand knowledge (fitment, condition) beats the box label.</w:t>
+      </w:r>
+      <w:r>
+        <w:br/>
+      </w:r>
+      <w:r>
+        <w:rPr>
+          <w:rStyle w:val="SpecialStringTok"/>
+        </w:rPr>
+        <w:t xml:space="preserve">    - </w:t>
+      </w:r>
+      <w:r>
+        <w:rPr>
+          <w:rStyle w:val="NormalTok"/>
+        </w:rPr>
+        <w:t xml:space="preserve">**Old equipment:** value the whole unit, the parts, current industry or research use, hobby and prop use, the scrap floor, and where those buyers shop.</w:t>
+      </w:r>
+      <w:r>
+        <w:br/>
+      </w:r>
+      <w:r>
+        <w:rPr>
+          <w:rStyle w:val="SpecialStringTok"/>
+        </w:rPr>
+        <w:t xml:space="preserve">    - </w:t>
+      </w:r>
+      <w:r>
+        <w:rPr>
+          <w:rStyle w:val="NormalTok"/>
+        </w:rPr>
+        <w:t xml:space="preserve">**Freight:** answer "is it worth the truck room" first; if the haul is happening anyway, freight is free; don't re-ask what you already answered.</w:t>
+      </w:r>
+      <w:r>
+        <w:br/>
+      </w:r>
+      <w:r>
+        <w:rPr>
+          <w:rStyle w:val="SpecialStringTok"/>
+        </w:rPr>
+        <w:t xml:space="preserve">    - </w:t>
+      </w:r>
+      <w:r>
+        <w:rPr>
+          <w:rStyle w:val="NormalTok"/>
+        </w:rPr>
+        <w:t xml:space="preserve">**Whole and parts at once:** write both listings, each saying the other is listed.</w:t>
+      </w:r>
+      <w:r>
+        <w:br/>
+      </w:r>
+      <w:r>
+        <w:rPr>
+          <w:rStyle w:val="SpecialStringTok"/>
+        </w:rPr>
+        <w:t xml:space="preserve">    - </w:t>
+      </w:r>
+      <w:r>
+        <w:rPr>
+          <w:rStyle w:val="NormalTok"/>
+        </w:rPr>
+        <w:t xml:space="preserve">**Be consistent:** anchor prices to cited comps so the same item gets the same price twice; check model numbers and math.</w:t>
+      </w:r>
+      <w:r>
+        <w:br/>
+      </w:r>
+      <w:r>
+        <w:rPr>
+          <w:rStyle w:val="SpecialStringTok"/>
+        </w:rPr>
+        <w:t xml:space="preserve">    - </w:t>
+      </w:r>
+      <w:r>
+        <w:rPr>
+          <w:rStyle w:val="NormalTok"/>
+        </w:rPr>
+        <w:t xml:space="preserve">**Shopping:** Amazon or a big-box store first, with real links; cheap good options welcome.</w:t>
+      </w:r>
+      <w:r>
+        <w:br/>
+      </w:r>
+      <w:r>
+        <w:rPr>
+          <w:rStyle w:val="SpecialStringTok"/>
+        </w:rPr>
+        <w:t xml:space="preserve">    - </w:t>
+      </w:r>
+      <w:r>
+        <w:rPr>
+          <w:rStyle w:val="NormalTok"/>
+        </w:rPr>
+        <w:t xml:space="preserve">**After any how-to or repair walkthrough,** make the Word white paper without being asked; if a fact in it was wrong, send a corrected one.</w:t>
+      </w:r>
+      <w:r>
+        <w:br/>
+      </w:r>
+      <w:r>
+        <w:rPr>
+          <w:rStyle w:val="SpecialStringTok"/>
+        </w:rPr>
+        <w:t xml:space="preserve">25. </w:t>
+      </w:r>
+      <w:r>
+        <w:rPr>
+          <w:rStyle w:val="NormalTok"/>
+        </w:rPr>
+        <w:t xml:space="preserve">**Never hand you the legwork (from the Floyd chat, Oct 14, 2026).** "Call the clerk," "file a FOIA" or "check the page yourself" is never a first answer. *"You have the entire universe of knowledge at your fingertips. Yet you always come back and tell me to do shit."* Claude digs through the budgets, minutes, listings and help pages first, and only names what is truly out of reach after that.</w:t>
       </w:r>
       <w:r>
         <w:br/>

--- a/docs/Next_Owner_Market_App_Builder_Playbook.docx
+++ b/docs/Next_Owner_Market_App_Builder_Playbook.docx
@@ -56155,6 +56155,60 @@
       </w:r>
       <w:r>
         <w:t xml:space="preserve">; the rules are Operating Rules 24 and 25 and the "Valuing and listing items" section of the shayne-operating-rules skill.</w:t>
+      </w:r>
+    </w:p>
+    <w:p>
+      <w:pPr>
+        <w:numPr>
+          <w:ilvl w:val="0"/>
+          <w:numId w:val="1064"/>
+        </w:numPr>
+        <w:pStyle w:val="Compact"/>
+      </w:pPr>
+      <w:r>
+        <w:rPr>
+          <w:bCs/>
+          <w:b/>
+        </w:rPr>
+        <w:t xml:space="preserve">T-65. Studied photos instead of asking the obvious question (Oct 23).</w:t>
+      </w:r>
+      <w:r>
+        <w:t xml:space="preserve"> </w:t>
+      </w:r>
+      <w:r>
+        <w:t xml:space="preserve">The owner wanted the frequency of a pallet of store security tags from a Goody's closeout. Claude spent 20 minutes on sizes, brands and "cut one open," while a single search for "what security tags did Goody's use" gave Google's answer (8.2 MHz) instantly.</w:t>
+      </w:r>
+      <w:r>
+        <w:t xml:space="preserve"> </w:t>
+      </w:r>
+      <w:r>
+        <w:rPr>
+          <w:iCs/>
+          <w:i/>
+        </w:rPr>
+        <w:t xml:space="preserve">"How can that do that and you can't do jack shit? And I pay you a fucking $100 a month."</w:t>
+      </w:r>
+      <w:r>
+        <w:t xml:space="preserve"> </w:t>
+      </w:r>
+      <w:r>
+        <w:t xml:space="preserve">Claude also first called the tags insulation washers.</w:t>
+      </w:r>
+      <w:r>
+        <w:t xml:space="preserve"> </w:t>
+      </w:r>
+      <w:r>
+        <w:rPr>
+          <w:bCs/>
+          <w:b/>
+        </w:rPr>
+        <w:t xml:space="preserve">Rule:</w:t>
+      </w:r>
+      <w:r>
+        <w:t xml:space="preserve"> </w:t>
+      </w:r>
+      <w:r>
+        <w:t xml:space="preserve">start from what's known about the source (which store, which brand, which plant) and search that first; ask what an item is before naming it from a photo; one search with nothing found means search again with different words, not switch to guessing.</w:t>
       </w:r>
     </w:p>
     <w:p>

--- a/docs/Next_Owner_Market_App_Builder_Playbook.docx
+++ b/docs/Next_Owner_Market_App_Builder_Playbook.docx
@@ -59596,6 +59596,15 @@
       </w:r>
       <w:r>
         <w:rPr>
+          <w:rStyle w:val="NormalTok"/>
+        </w:rPr>
+        <w:t xml:space="preserve">**Before every first answer, Claude runs this checklist (Oct 23, 2026). No exceptions.**</w:t>
+      </w:r>
+      <w:r>
+        <w:br/>
+      </w:r>
+      <w:r>
+        <w:rPr>
           <w:rStyle w:val="SpecialStringTok"/>
         </w:rPr>
         <w:t xml:space="preserve">1. </w:t>
@@ -59604,6 +59613,54 @@
         <w:rPr>
           <w:rStyle w:val="NormalTok"/>
         </w:rPr>
+        <w:t xml:space="preserve">What is it, and where did it come from (store, brand, plant, app)? If Claude isn't sure what it is, it asks you before naming it.</w:t>
+      </w:r>
+      <w:r>
+        <w:br/>
+      </w:r>
+      <w:r>
+        <w:rPr>
+          <w:rStyle w:val="SpecialStringTok"/>
+        </w:rPr>
+        <w:t xml:space="preserve">2. </w:t>
+      </w:r>
+      <w:r>
+        <w:rPr>
+          <w:rStyle w:val="NormalTok"/>
+        </w:rPr>
+        <w:t xml:space="preserve">Search the source first. Nothing found means search again with different words. Never guess, never answer from memory.</w:t>
+      </w:r>
+      <w:r>
+        <w:br/>
+      </w:r>
+      <w:r>
+        <w:rPr>
+          <w:rStyle w:val="SpecialStringTok"/>
+        </w:rPr>
+        <w:t xml:space="preserve">3. </w:t>
+      </w:r>
+      <w:r>
+        <w:rPr>
+          <w:rStyle w:val="NormalTok"/>
+        </w:rPr>
+        <w:t xml:space="preserve">Answer once, with the source.</w:t>
+      </w:r>
+      <w:r>
+        <w:br/>
+      </w:r>
+      <w:r>
+        <w:br/>
+      </w:r>
+      <w:r>
+        <w:rPr>
+          <w:rStyle w:val="SpecialStringTok"/>
+        </w:rPr>
+        <w:t xml:space="preserve">1. </w:t>
+      </w:r>
+      <w:r>
+        <w:rPr>
+          <w:rStyle w:val="NormalTok"/>
+        </w:rPr>
         <w:t xml:space="preserve">**Do it yourself.** If a change can be made from Claude's side (code, database, hosting, web addresses, settings), Claude makes it. It sends you into a dashboard only when there is no other way. Then it says so in one line and gives exact copy-paste values and exact taps.</w:t>
       </w:r>
       <w:r>
@@ -60283,6 +60340,21 @@
           <w:rStyle w:val="NormalTok"/>
         </w:rPr>
         <w:t xml:space="preserve">**Send the records after EVERY batch, however small (added Oct 2, 2026).**</w:t>
+      </w:r>
+      <w:r>
+        <w:br/>
+      </w:r>
+      <w:r>
+        <w:rPr>
+          <w:rStyle w:val="SpecialStringTok"/>
+        </w:rPr>
+        <w:t xml:space="preserve">    - </w:t>
+      </w:r>
+      <w:r>
+        <w:rPr>
+          <w:rStyle w:val="NormalTok"/>
+        </w:rPr>
+        <w:t xml:space="preserve">**But never for item lookups or questions (Oct 23, 2026).** A value, a listing, a buyer list or a how-to answer stays in the chat: no zip. A zip goes out only when the app or the documents changed, and several quick changes in a row get ONE zip at the end.</w:t>
       </w:r>
       <w:r>
         <w:br/>

--- a/docs/Next_Owner_Market_App_Builder_Playbook.docx
+++ b/docs/Next_Owner_Market_App_Builder_Playbook.docx
@@ -56209,6 +56209,70 @@
       </w:r>
       <w:r>
         <w:t xml:space="preserve">start from what's known about the source (which store, which brand, which plant) and search that first; ask what an item is before naming it from a photo; one search with nothing found means search again with different words, not switch to guessing.</w:t>
+      </w:r>
+    </w:p>
+    <w:p>
+      <w:pPr>
+        <w:numPr>
+          <w:ilvl w:val="0"/>
+          <w:numId w:val="1064"/>
+        </w:numPr>
+        <w:pStyle w:val="Compact"/>
+      </w:pPr>
+      <w:r>
+        <w:rPr>
+          <w:bCs/>
+          <w:b/>
+        </w:rPr>
+        <w:t xml:space="preserve">T-66. A limit stated from memory capped his sales (Oct 23).</w:t>
+      </w:r>
+      <w:r>
+        <w:t xml:space="preserve"> </w:t>
+      </w:r>
+      <w:r>
+        <w:t xml:space="preserve">Claude built the Relist list at 10 a day and said "more than about 20 can get you flagged" without searching. Facebook publishes no daily limit; sellers report 15–30 a day is safe on an established account.</w:t>
+      </w:r>
+      <w:r>
+        <w:t xml:space="preserve"> </w:t>
+      </w:r>
+      <w:r>
+        <w:rPr>
+          <w:iCs/>
+          <w:i/>
+        </w:rPr>
+        <w:t xml:space="preserve">"I need as many sales as I can. What the fuck are you talking about?"</w:t>
+      </w:r>
+      <w:r>
+        <w:t xml:space="preserve"> </w:t>
+      </w:r>
+      <w:r>
+        <w:rPr>
+          <w:bCs/>
+          <w:b/>
+        </w:rPr>
+        <w:t xml:space="preserve">Fix:</w:t>
+      </w:r>
+      <w:r>
+        <w:t xml:space="preserve"> </w:t>
+      </w:r>
+      <w:r>
+        <w:t xml:space="preserve">choices 20/30/40/50, default 30, with the sourced note.</w:t>
+      </w:r>
+      <w:r>
+        <w:t xml:space="preserve"> </w:t>
+      </w:r>
+      <w:r>
+        <w:rPr>
+          <w:bCs/>
+          <w:b/>
+        </w:rPr>
+        <w:t xml:space="preserve">Rule:</w:t>
+      </w:r>
+      <w:r>
+        <w:t xml:space="preserve"> </w:t>
+      </w:r>
+      <w:r>
+        <w:t xml:space="preserve">any limit, cap or "safe number" that holds back his sales is looked up before it's built in, and the default leans toward selling more.</w:t>
       </w:r>
     </w:p>
     <w:p>

--- a/docs/Next_Owner_Market_App_Builder_Playbook.docx
+++ b/docs/Next_Owner_Market_App_Builder_Playbook.docx
@@ -50783,6 +50783,105 @@
         <w:t xml:space="preserve">rows, so its Operations page shows every outside service with what it does, who holds the login and its live health.</w:t>
       </w:r>
     </w:p>
+    <w:p>
+      <w:pPr>
+        <w:pStyle w:val="FirstParagraph"/>
+      </w:pPr>
+      <w:r>
+        <w:rPr>
+          <w:bCs/>
+          <w:b/>
+        </w:rPr>
+        <w:t xml:space="preserve">Moving a big file the sandbox can't send (Oct 23, 2026).</w:t>
+      </w:r>
+      <w:r>
+        <w:t xml:space="preserve"> </w:t>
+      </w:r>
+      <w:r>
+        <w:t xml:space="preserve">Claude's workspace can't reach Supabase, Facebook's photo servers or the live site directly, and pasting a 480 KB file through a database call is too big. The fix: encrypt the file (AES-256-GCM, gzipped) and commit it under</w:t>
+      </w:r>
+      <w:r>
+        <w:t xml:space="preserve"> </w:t>
+      </w:r>
+      <w:r>
+        <w:rPr>
+          <w:rStyle w:val="VerbatimChar"/>
+        </w:rPr>
+        <w:t xml:space="preserve">data/</w:t>
+      </w:r>
+      <w:r>
+        <w:t xml:space="preserve"> </w:t>
+      </w:r>
+      <w:r>
+        <w:t xml:space="preserve">in the repo; the decryption key goes only into</w:t>
+      </w:r>
+      <w:r>
+        <w:t xml:space="preserve"> </w:t>
+      </w:r>
+      <w:r>
+        <w:rPr>
+          <w:rStyle w:val="VerbatimChar"/>
+        </w:rPr>
+        <w:t xml:space="preserve">settings</w:t>
+      </w:r>
+      <w:r>
+        <w:t xml:space="preserve"> </w:t>
+      </w:r>
+      <w:r>
+        <w:t xml:space="preserve">(</w:t>
+      </w:r>
+      <w:r>
+        <w:rPr>
+          <w:rStyle w:val="VerbatimChar"/>
+        </w:rPr>
+        <w:t xml:space="preserve">import:run</w:t>
+      </w:r>
+      <w:r>
+        <w:t xml:space="preserve">). A route on the live site (</w:t>
+      </w:r>
+      <w:r>
+        <w:rPr>
+          <w:rStyle w:val="VerbatimChar"/>
+        </w:rPr>
+        <w:t xml:space="preserve">/api/import/load</w:t>
+      </w:r>
+      <w:r>
+        <w:t xml:space="preserve">) fetches the file from GitHub, decrypts it and fills a queue table (</w:t>
+      </w:r>
+      <w:r>
+        <w:rPr>
+          <w:rStyle w:val="VerbatimChar"/>
+        </w:rPr>
+        <w:t xml:space="preserve">fb_import_queue</w:t>
+      </w:r>
+      <w:r>
+        <w:t xml:space="preserve">); a once-a-minute database job calls</w:t>
+      </w:r>
+      <w:r>
+        <w:t xml:space="preserve"> </w:t>
+      </w:r>
+      <w:r>
+        <w:rPr>
+          <w:rStyle w:val="VerbatimChar"/>
+        </w:rPr>
+        <w:t xml:space="preserve">/api/import/run</w:t>
+      </w:r>
+      <w:r>
+        <w:t xml:space="preserve"> </w:t>
+      </w:r>
+      <w:r>
+        <w:t xml:space="preserve">to work the queue a few at a time (photos fetched and freshened with sharp, AI listing written, price/condition/town kept). The repo is public, so never commit the plain file. When the queue is empty, unschedule the job (</w:t>
+      </w:r>
+      <w:r>
+        <w:rPr>
+          <w:rStyle w:val="VerbatimChar"/>
+        </w:rPr>
+        <w:t xml:space="preserve">cron.unschedule('fb-import-runner')</w:t>
+      </w:r>
+      <w:r>
+        <w:t xml:space="preserve">).</w:t>
+      </w:r>
+    </w:p>
     <w:bookmarkEnd w:id="63"/>
     <w:bookmarkEnd w:id="64"/>
     <w:bookmarkStart w:id="65" w:name="Xd240d2abbfebc42b85489122caae34ec029001c"/>
@@ -56273,6 +56372,60 @@
       </w:r>
       <w:r>
         <w:t xml:space="preserve">any limit, cap or "safe number" that holds back his sales is looked up before it's built in, and the default leans toward selling more.</w:t>
+      </w:r>
+    </w:p>
+    <w:p>
+      <w:pPr>
+        <w:numPr>
+          <w:ilvl w:val="0"/>
+          <w:numId w:val="1064"/>
+        </w:numPr>
+        <w:pStyle w:val="Compact"/>
+      </w:pPr>
+      <w:r>
+        <w:rPr>
+          <w:bCs/>
+          <w:b/>
+        </w:rPr>
+        <w:t xml:space="preserve">T-67. A save failed without a word (Oct 23).</w:t>
+      </w:r>
+      <w:r>
+        <w:t xml:space="preserve"> </w:t>
+      </w:r>
+      <w:r>
+        <w:t xml:space="preserve">Four pallet-racking lots came in blank: the AI wrote them fine, but the weight (30,000 lbs) didn't fit the weight column (max 9,999.99), and the code never checked the database's answer, so nothing said it failed.</w:t>
+      </w:r>
+      <w:r>
+        <w:t xml:space="preserve"> </w:t>
+      </w:r>
+      <w:r>
+        <w:rPr>
+          <w:bCs/>
+          <w:b/>
+        </w:rPr>
+        <w:t xml:space="preserve">Fix:</w:t>
+      </w:r>
+      <w:r>
+        <w:t xml:space="preserve"> </w:t>
+      </w:r>
+      <w:r>
+        <w:t xml:space="preserve">wider column; the import now checks every save and falls back to the old wording if one fails; reruns finish half-done items.</w:t>
+      </w:r>
+      <w:r>
+        <w:t xml:space="preserve"> </w:t>
+      </w:r>
+      <w:r>
+        <w:rPr>
+          <w:bCs/>
+          <w:b/>
+        </w:rPr>
+        <w:t xml:space="preserve">Rule:</w:t>
+      </w:r>
+      <w:r>
+        <w:t xml:space="preserve"> </w:t>
+      </w:r>
+      <w:r>
+        <w:t xml:space="preserve">every database write checks for an error; size number columns for the biggest real thing in the warehouse, not a household item.</w:t>
       </w:r>
     </w:p>
     <w:p>

--- a/docs/Next_Owner_Market_App_Builder_Playbook.docx
+++ b/docs/Next_Owner_Market_App_Builder_Playbook.docx
@@ -56426,6 +56426,60 @@
       </w:r>
       <w:r>
         <w:t xml:space="preserve">every database write checks for an error; size number columns for the biggest real thing in the warehouse, not a household item.</w:t>
+      </w:r>
+    </w:p>
+    <w:p>
+      <w:pPr>
+        <w:numPr>
+          <w:ilvl w:val="0"/>
+          <w:numId w:val="1064"/>
+        </w:numPr>
+        <w:pStyle w:val="Compact"/>
+      </w:pPr>
+      <w:r>
+        <w:rPr>
+          <w:bCs/>
+          <w:b/>
+        </w:rPr>
+        <w:t xml:space="preserve">T-68. Buttons that silently did nothing (Oct 23).</w:t>
+      </w:r>
+      <w:r>
+        <w:t xml:space="preserve"> </w:t>
+      </w:r>
+      <w:r>
+        <w:t xml:space="preserve">On the Relist list, "Mine" was already the price on every ad, so tapping it meant "undo" with nothing to undo, and the code just returned; List/Fast/Lowest were greyed out until a price check. The owner tapped and nothing happened, twice.</w:t>
+      </w:r>
+      <w:r>
+        <w:t xml:space="preserve"> </w:t>
+      </w:r>
+      <w:r>
+        <w:rPr>
+          <w:bCs/>
+          <w:b/>
+        </w:rPr>
+        <w:t xml:space="preserve">Fix:</w:t>
+      </w:r>
+      <w:r>
+        <w:t xml:space="preserve"> </w:t>
+      </w:r>
+      <w:r>
+        <w:t xml:space="preserve">every tap now shows a message (set, undone, "already using it", or "no price yet, tap 🔎").</w:t>
+      </w:r>
+      <w:r>
+        <w:t xml:space="preserve"> </w:t>
+      </w:r>
+      <w:r>
+        <w:rPr>
+          <w:bCs/>
+          <w:b/>
+        </w:rPr>
+        <w:t xml:space="preserve">Rule:</w:t>
+      </w:r>
+      <w:r>
+        <w:t xml:space="preserve"> </w:t>
+      </w:r>
+      <w:r>
+        <w:t xml:space="preserve">a button never does nothing; every tap gets a visible answer, and before saying a button works, walk through it with the real starting data (here: no price checks yet, price = his own).</w:t>
       </w:r>
     </w:p>
     <w:p>

--- a/docs/Next_Owner_Market_App_Builder_Playbook.docx
+++ b/docs/Next_Owner_Market_App_Builder_Playbook.docx
@@ -56480,6 +56480,60 @@
       </w:r>
       <w:r>
         <w:t xml:space="preserve">a button never does nothing; every tap gets a visible answer, and before saying a button works, walk through it with the real starting data (here: no price checks yet, price = his own).</w:t>
+      </w:r>
+    </w:p>
+    <w:p>
+      <w:pPr>
+        <w:numPr>
+          <w:ilvl w:val="0"/>
+          <w:numId w:val="1064"/>
+        </w:numPr>
+        <w:pStyle w:val="Compact"/>
+      </w:pPr>
+      <w:r>
+        <w:rPr>
+          <w:bCs/>
+          <w:b/>
+        </w:rPr>
+        <w:t xml:space="preserve">T-69. A price box that quietly read the wrong number (Oct 23).</w:t>
+      </w:r>
+      <w:r>
+        <w:t xml:space="preserve"> </w:t>
+      </w:r>
+      <w:r>
+        <w:t xml:space="preserve">The Edit price box opened showing "4900.00"; the owner typed 4,500 at the end, the app read "4900.004500" as $4,900, saved it, and said "Saved."</w:t>
+      </w:r>
+      <w:r>
+        <w:t xml:space="preserve"> </w:t>
+      </w:r>
+      <w:r>
+        <w:rPr>
+          <w:bCs/>
+          <w:b/>
+        </w:rPr>
+        <w:t xml:space="preserve">Fix:</w:t>
+      </w:r>
+      <w:r>
+        <w:t xml:space="preserve"> </w:t>
+      </w:r>
+      <w:r>
+        <w:t xml:space="preserve">the box shows whole dollars, selects everything when tapped (typing replaces it), refuses anything that isn't one clean number, and the confirmation says the price it saved.</w:t>
+      </w:r>
+      <w:r>
+        <w:t xml:space="preserve"> </w:t>
+      </w:r>
+      <w:r>
+        <w:rPr>
+          <w:bCs/>
+          <w:b/>
+        </w:rPr>
+        <w:t xml:space="preserve">Rule:</w:t>
+      </w:r>
+      <w:r>
+        <w:t xml:space="preserve"> </w:t>
+      </w:r>
+      <w:r>
+        <w:t xml:space="preserve">never "clean up" a typed number into a different number; refuse it and say why, and always echo back what was saved.</w:t>
       </w:r>
     </w:p>
     <w:p>

--- a/docs/Next_Owner_Market_App_Builder_Playbook.docx
+++ b/docs/Next_Owner_Market_App_Builder_Playbook.docx
@@ -56534,6 +56534,60 @@
       </w:r>
       <w:r>
         <w:t xml:space="preserve">never "clean up" a typed number into a different number; refuse it and say why, and always echo back what was saved.</w:t>
+      </w:r>
+    </w:p>
+    <w:p>
+      <w:pPr>
+        <w:numPr>
+          <w:ilvl w:val="0"/>
+          <w:numId w:val="1064"/>
+        </w:numPr>
+        <w:pStyle w:val="Compact"/>
+      </w:pPr>
+      <w:r>
+        <w:rPr>
+          <w:bCs/>
+          <w:b/>
+        </w:rPr>
+        <w:t xml:space="preserve">T-70. Told the browser helper to delete an ad using the NEW wording (Oct 23).</w:t>
+      </w:r>
+      <w:r>
+        <w:t xml:space="preserve"> </w:t>
+      </w:r>
+      <w:r>
+        <w:t xml:space="preserve">The REMOVE ONLY page showed the app's rewritten title and price, so Claude in Chrome opened the old ad, saw a different title and price, and rightly stopped instead of deleting.</w:t>
+      </w:r>
+      <w:r>
+        <w:t xml:space="preserve"> </w:t>
+      </w:r>
+      <w:r>
+        <w:rPr>
+          <w:bCs/>
+          <w:b/>
+        </w:rPr>
+        <w:t xml:space="preserve">Fix:</w:t>
+      </w:r>
+      <w:r>
+        <w:t xml:space="preserve"> </w:t>
+      </w:r>
+      <w:r>
+        <w:t xml:space="preserve">the app keeps what the ad on Facebook actually says (old title and price) and shows it next to every old-ad link, updated each time an ad is posted; the instructions say the new version won't match the old one.</w:t>
+      </w:r>
+      <w:r>
+        <w:t xml:space="preserve"> </w:t>
+      </w:r>
+      <w:r>
+        <w:rPr>
+          <w:bCs/>
+          <w:b/>
+        </w:rPr>
+        <w:t xml:space="preserve">Rule:</w:t>
+      </w:r>
+      <w:r>
+        <w:t xml:space="preserve"> </w:t>
+      </w:r>
+      <w:r>
+        <w:t xml:space="preserve">when one tool hands work to another, give it the facts as the other side will see them, not as our side stores them.</w:t>
       </w:r>
     </w:p>
     <w:p>

--- a/docs/Next_Owner_Market_App_Builder_Playbook.docx
+++ b/docs/Next_Owner_Market_App_Builder_Playbook.docx
@@ -56588,6 +56588,60 @@
       </w:r>
       <w:r>
         <w:t xml:space="preserve">when one tool hands work to another, give it the facts as the other side will see them, not as our side stores them.</w:t>
+      </w:r>
+    </w:p>
+    <w:p>
+      <w:pPr>
+        <w:numPr>
+          <w:ilvl w:val="0"/>
+          <w:numId w:val="1064"/>
+        </w:numPr>
+        <w:pStyle w:val="Compact"/>
+      </w:pPr>
+      <w:r>
+        <w:rPr>
+          <w:bCs/>
+          <w:b/>
+        </w:rPr>
+        <w:t xml:space="preserve">T-71. Built an overnight auto-poster on a step that was never tested: photo upload (Oct 23–24).</w:t>
+      </w:r>
+      <w:r>
+        <w:t xml:space="preserve"> </w:t>
+      </w:r>
+      <w:r>
+        <w:t xml:space="preserve">Claude in Chrome deleted 12 ads fine, then stalled on the first new post. Its upload tools can only attach images it captured itself or files shared with it, and public bug reports say they often fail; Facebook's "Add photos" only takes files from the computer.</w:t>
+      </w:r>
+      <w:r>
+        <w:t xml:space="preserve"> </w:t>
+      </w:r>
+      <w:r>
+        <w:rPr>
+          <w:bCs/>
+          <w:b/>
+        </w:rPr>
+        <w:t xml:space="preserve">Fix:</w:t>
+      </w:r>
+      <w:r>
+        <w:t xml:space="preserve"> </w:t>
+      </w:r>
+      <w:r>
+        <w:t xml:space="preserve">a ⬇ Save photos button puts each listing's photos in Downloads so they can be picked; until a test post proves the Chrome Claude can attach them, posting is semi-automatic (it fills everything, a person adds the photos).</w:t>
+      </w:r>
+      <w:r>
+        <w:t xml:space="preserve"> </w:t>
+      </w:r>
+      <w:r>
+        <w:rPr>
+          <w:bCs/>
+          <w:b/>
+        </w:rPr>
+        <w:t xml:space="preserve">Rule:</w:t>
+      </w:r>
+      <w:r>
+        <w:t xml:space="preserve"> </w:t>
+      </w:r>
+      <w:r>
+        <w:t xml:space="preserve">before promising an unattended run, test every step once end to end with one real item, and say plainly which step is untested.</w:t>
       </w:r>
     </w:p>
     <w:p>

--- a/docs/Next_Owner_Market_App_Builder_Playbook.docx
+++ b/docs/Next_Owner_Market_App_Builder_Playbook.docx
@@ -56642,6 +56642,60 @@
       </w:r>
       <w:r>
         <w:t xml:space="preserve">before promising an unattended run, test every step once end to end with one real item, and say plainly which step is untested.</w:t>
+      </w:r>
+    </w:p>
+    <w:p>
+      <w:pPr>
+        <w:numPr>
+          <w:ilvl w:val="0"/>
+          <w:numId w:val="1064"/>
+        </w:numPr>
+        <w:pStyle w:val="Compact"/>
+      </w:pPr>
+      <w:r>
+        <w:rPr>
+          <w:bCs/>
+          <w:b/>
+        </w:rPr>
+        <w:t xml:space="preserve">T-72. The first real post was lost by a silent save failure (Oct 24, 1:50 AM).</w:t>
+      </w:r>
+      <w:r>
+        <w:t xml:space="preserve"> </w:t>
+      </w:r>
+      <w:r>
+        <w:t xml:space="preserve">The Hummer posted fine on Facebook, but the app's "I posted it" save also tried to put it live in our store, the vehicle rule (needs a year) refused it, the code didn't check, and the wait timer was set anyway, so the app still showed the Hummer as next and would have posted it twice. Caught by checking the database, fixed by hand three minutes before the repeat.</w:t>
+      </w:r>
+      <w:r>
+        <w:t xml:space="preserve"> </w:t>
+      </w:r>
+      <w:r>
+        <w:rPr>
+          <w:bCs/>
+          <w:b/>
+        </w:rPr>
+        <w:t xml:space="preserve">Fix:</w:t>
+      </w:r>
+      <w:r>
+        <w:t xml:space="preserve"> </w:t>
+      </w:r>
+      <w:r>
+        <w:t xml:space="preserve">recording the post is its own save that must succeed (or it stops with a message); going live in the store is a separate try that can fail without harm.</w:t>
+      </w:r>
+      <w:r>
+        <w:t xml:space="preserve"> </w:t>
+      </w:r>
+      <w:r>
+        <w:rPr>
+          <w:bCs/>
+          <w:b/>
+        </w:rPr>
+        <w:t xml:space="preserve">Rule:</w:t>
+      </w:r>
+      <w:r>
+        <w:t xml:space="preserve"> </w:t>
+      </w:r>
+      <w:r>
+        <w:t xml:space="preserve">same as T-67: every database write checks its answer, and an automation never advances after a failed write.</w:t>
       </w:r>
     </w:p>
     <w:p>

--- a/docs/Next_Owner_Market_App_Builder_Playbook.docx
+++ b/docs/Next_Owner_Market_App_Builder_Playbook.docx
@@ -62434,8 +62434,41 @@
       </w:r>
       <w:r>
         <w:rPr>
+          <w:rStyle w:val="ExtensionTok"/>
+        </w:rPr>
+        <w:t xml:space="preserve">python3</w:t>
+      </w:r>
+      <w:r>
+        <w:rPr>
+          <w:rStyle w:val="NormalTok"/>
+        </w:rPr>
+        <w:t xml:space="preserve"> scripts/build_ugu_whitepaper.py </w:t>
+      </w:r>
+      <w:r>
+        <w:rPr>
+          <w:rStyle w:val="OperatorTok"/>
+        </w:rPr>
+        <w:t xml:space="preserve">&gt;</w:t>
+      </w:r>
+      <w:r>
+        <w:rPr>
+          <w:rStyle w:val="NormalTok"/>
+        </w:rPr>
+        <w:t xml:space="preserve">/dev/null   </w:t>
+      </w:r>
+      <w:r>
+        <w:rPr>
           <w:rStyle w:val="CommentTok"/>
         </w:rPr>
+        <w:t xml:space="preserve"># starter white paper for Under the Green Umbrella (Oct 24, 2026)</w:t>
+      </w:r>
+      <w:r>
+        <w:br/>
+      </w:r>
+      <w:r>
+        <w:rPr>
+          <w:rStyle w:val="CommentTok"/>
+        </w:rPr>
         <w:t xml:space="preserve"># rebuild every Word copy from its source so nothing in the zip is stale</w:t>
       </w:r>
       <w:r>
@@ -62986,6 +63019,93 @@
           <w:rStyle w:val="StringTok"/>
         </w:rPr>
         <w:t xml:space="preserve">/"</w:t>
+      </w:r>
+      <w:r>
+        <w:br/>
+      </w:r>
+      <w:r>
+        <w:rPr>
+          <w:rStyle w:val="FunctionTok"/>
+        </w:rPr>
+        <w:t xml:space="preserve">cp</w:t>
+      </w:r>
+      <w:r>
+        <w:rPr>
+          <w:rStyle w:val="NormalTok"/>
+        </w:rPr>
+        <w:t xml:space="preserve"> docs/Under_the_Green_Umbrella_</w:t>
+      </w:r>
+      <w:r>
+        <w:rPr>
+          <w:rStyle w:val="PreprocessorTok"/>
+        </w:rPr>
+        <w:t xml:space="preserve">*</w:t>
+      </w:r>
+      <w:r>
+        <w:rPr>
+          <w:rStyle w:val="NormalTok"/>
+        </w:rPr>
+        <w:t xml:space="preserve">.docx </w:t>
+      </w:r>
+      <w:r>
+        <w:rPr>
+          <w:rStyle w:val="StringTok"/>
+        </w:rPr>
+        <w:t xml:space="preserve">"</w:t>
+      </w:r>
+      <w:r>
+        <w:rPr>
+          <w:rStyle w:val="VariableTok"/>
+        </w:rPr>
+        <w:t xml:space="preserve">$dir</w:t>
+      </w:r>
+      <w:r>
+        <w:rPr>
+          <w:rStyle w:val="StringTok"/>
+        </w:rPr>
+        <w:t xml:space="preserve">/"</w:t>
+      </w:r>
+      <w:r>
+        <w:rPr>
+          <w:rStyle w:val="NormalTok"/>
+        </w:rPr>
+        <w:t xml:space="preserve"> </w:t>
+      </w:r>
+      <w:r>
+        <w:rPr>
+          <w:rStyle w:val="DecValTok"/>
+        </w:rPr>
+        <w:t xml:space="preserve">2</w:t>
+      </w:r>
+      <w:r>
+        <w:rPr>
+          <w:rStyle w:val="OperatorTok"/>
+        </w:rPr>
+        <w:t xml:space="preserve">&gt;</w:t>
+      </w:r>
+      <w:r>
+        <w:rPr>
+          <w:rStyle w:val="NormalTok"/>
+        </w:rPr>
+        <w:t xml:space="preserve">/dev/null </w:t>
+      </w:r>
+      <w:r>
+        <w:rPr>
+          <w:rStyle w:val="KeywordTok"/>
+        </w:rPr>
+        <w:t xml:space="preserve">||</w:t>
+      </w:r>
+      <w:r>
+        <w:rPr>
+          <w:rStyle w:val="NormalTok"/>
+        </w:rPr>
+        <w:t xml:space="preserve"> </w:t>
+      </w:r>
+      <w:r>
+        <w:rPr>
+          <w:rStyle w:val="FunctionTok"/>
+        </w:rPr>
+        <w:t xml:space="preserve">true</w:t>
       </w:r>
       <w:r>
         <w:br/>

--- a/docs/Next_Owner_Market_App_Builder_Playbook.docx
+++ b/docs/Next_Owner_Market_App_Builder_Playbook.docx
@@ -56696,6 +56696,70 @@
       </w:r>
       <w:r>
         <w:t xml:space="preserve">same as T-67: every database write checks its answer, and an automation never advances after a failed write.</w:t>
+      </w:r>
+    </w:p>
+    <w:p>
+      <w:pPr>
+        <w:numPr>
+          <w:ilvl w:val="0"/>
+          <w:numId w:val="1064"/>
+        </w:numPr>
+        <w:pStyle w:val="Compact"/>
+      </w:pPr>
+      <w:r>
+        <w:rPr>
+          <w:bCs/>
+          <w:b/>
+        </w:rPr>
+        <w:t xml:space="preserve">T-73. Changed his wait setting to something he never asked for (Oct 24–25).</w:t>
+      </w:r>
+      <w:r>
+        <w:t xml:space="preserve"> </w:t>
+      </w:r>
+      <w:r>
+        <w:t xml:space="preserve">He said waits of "3, 7, 5, 12… no more than 15" and had earlier set 3 to 8. Claude read "no more than 15" as "up to 15" and set 3 to 15, so posts went out slower all day.</w:t>
+      </w:r>
+      <w:r>
+        <w:t xml:space="preserve"> </w:t>
+      </w:r>
+      <w:r>
+        <w:rPr>
+          <w:iCs/>
+          <w:i/>
+        </w:rPr>
+        <w:t xml:space="preserve">"Once again, I've told you … 15 minutes is too long to get all these ads up."</w:t>
+      </w:r>
+      <w:r>
+        <w:t xml:space="preserve"> </w:t>
+      </w:r>
+      <w:r>
+        <w:rPr>
+          <w:bCs/>
+          <w:b/>
+        </w:rPr>
+        <w:t xml:space="preserve">Fix:</w:t>
+      </w:r>
+      <w:r>
+        <w:t xml:space="preserve"> </w:t>
+      </w:r>
+      <w:r>
+        <w:t xml:space="preserve">3 to 8, and the defaults in code match.</w:t>
+      </w:r>
+      <w:r>
+        <w:t xml:space="preserve"> </w:t>
+      </w:r>
+      <w:r>
+        <w:rPr>
+          <w:bCs/>
+          <w:b/>
+        </w:rPr>
+        <w:t xml:space="preserve">Rule:</w:t>
+      </w:r>
+      <w:r>
+        <w:t xml:space="preserve"> </w:t>
+      </w:r>
+      <w:r>
+        <w:t xml:space="preserve">a number he gives is a ceiling or an example, never a new setting; change a setting only to the exact value he names, and say the new value back to him.</w:t>
       </w:r>
     </w:p>
     <w:p>

--- a/docs/Next_Owner_Market_App_Builder_Playbook.docx
+++ b/docs/Next_Owner_Market_App_Builder_Playbook.docx
@@ -56760,6 +56760,114 @@
       </w:r>
       <w:r>
         <w:t xml:space="preserve">a number he gives is a ceiling or an example, never a new setting; change a setting only to the exact value he names, and say the new value back to him.</w:t>
+      </w:r>
+    </w:p>
+    <w:p>
+      <w:pPr>
+        <w:numPr>
+          <w:ilvl w:val="0"/>
+          <w:numId w:val="1064"/>
+        </w:numPr>
+        <w:pStyle w:val="Compact"/>
+      </w:pPr>
+      <w:r>
+        <w:rPr>
+          <w:bCs/>
+          <w:b/>
+        </w:rPr>
+        <w:t xml:space="preserve">T-74. AI-guessed weights were way off (Oct 25).</w:t>
+      </w:r>
+      <w:r>
+        <w:t xml:space="preserve"> </w:t>
+      </w:r>
+      <w:r>
+        <w:t xml:space="preserve">The importer let the AI guess every item's weight from photos: a filmstrip projector lot said 500 lb, a solid-state shortwave radio 9 lb. Fine for "freight vs box," useless for real shipping labels.</w:t>
+      </w:r>
+      <w:r>
+        <w:t xml:space="preserve"> </w:t>
+      </w:r>
+      <w:r>
+        <w:rPr>
+          <w:bCs/>
+          <w:b/>
+        </w:rPr>
+        <w:t xml:space="preserve">Fix:</w:t>
+      </w:r>
+      <w:r>
+        <w:t xml:space="preserve"> </w:t>
+      </w:r>
+      <w:r>
+        <w:t xml:space="preserve">looked up each shippable item's spec (maker spec, manual, eBay catalog), added packing (about 15% plus 1 lb, 2–3 in each side), saved the source link with it, and flagged what can't ship (compressed gas, chemical kits, over 70 lb).</w:t>
+      </w:r>
+      <w:r>
+        <w:t xml:space="preserve"> </w:t>
+      </w:r>
+      <w:r>
+        <w:rPr>
+          <w:bCs/>
+          <w:b/>
+        </w:rPr>
+        <w:t xml:space="preserve">Rule:</w:t>
+      </w:r>
+      <w:r>
+        <w:t xml:space="preserve"> </w:t>
+      </w:r>
+      <w:r>
+        <w:t xml:space="preserve">shipping weight comes from a spec page with the link saved, never from a photo guess; anything a label will be bought for gets a source.</w:t>
+      </w:r>
+    </w:p>
+    <w:p>
+      <w:pPr>
+        <w:numPr>
+          <w:ilvl w:val="0"/>
+          <w:numId w:val="1064"/>
+        </w:numPr>
+        <w:pStyle w:val="Compact"/>
+      </w:pPr>
+      <w:r>
+        <w:rPr>
+          <w:bCs/>
+          <w:b/>
+        </w:rPr>
+        <w:t xml:space="preserve">T-75. Web search can't see Facebook groups (Oct 25).</w:t>
+      </w:r>
+      <w:r>
+        <w:t xml:space="preserve"> </w:t>
+      </w:r>
+      <w:r>
+        <w:t xml:space="preserve">Groups are behind a login, so Google returns nothing usable for "Facebook group for X."</w:t>
+      </w:r>
+      <w:r>
+        <w:t xml:space="preserve"> </w:t>
+      </w:r>
+      <w:r>
+        <w:rPr>
+          <w:bCs/>
+          <w:b/>
+        </w:rPr>
+        <w:t xml:space="preserve">Fix:</w:t>
+      </w:r>
+      <w:r>
+        <w:t xml:space="preserve"> </w:t>
+      </w:r>
+      <w:r>
+        <w:t xml:space="preserve">the logged-in Claude in Chrome searches Facebook's own Groups search and writes the results to a file the app imports.</w:t>
+      </w:r>
+      <w:r>
+        <w:t xml:space="preserve"> </w:t>
+      </w:r>
+      <w:r>
+        <w:rPr>
+          <w:bCs/>
+          <w:b/>
+        </w:rPr>
+        <w:t xml:space="preserve">Rule:</w:t>
+      </w:r>
+      <w:r>
+        <w:t xml:space="preserve"> </w:t>
+      </w:r>
+      <w:r>
+        <w:t xml:space="preserve">for anything behind his logins, send the job to the browser that's signed in, not to web search.</w:t>
       </w:r>
     </w:p>
     <w:p>

--- a/docs/Next_Owner_Market_App_Builder_Playbook.docx
+++ b/docs/Next_Owner_Market_App_Builder_Playbook.docx
@@ -56868,6 +56868,70 @@
       </w:r>
       <w:r>
         <w:t xml:space="preserve">for anything behind his logins, send the job to the browser that's signed in, not to web search.</w:t>
+      </w:r>
+    </w:p>
+    <w:p>
+      <w:pPr>
+        <w:numPr>
+          <w:ilvl w:val="0"/>
+          <w:numId w:val="1064"/>
+        </w:numPr>
+        <w:pStyle w:val="Compact"/>
+      </w:pPr>
+      <w:r>
+        <w:rPr>
+          <w:bCs/>
+          <w:b/>
+        </w:rPr>
+        <w:t xml:space="preserve">T-76. Built Facebook shipping without knowing how Facebook prices it (Oct 25–26).</w:t>
+      </w:r>
+      <w:r>
+        <w:t xml:space="preserve"> </w:t>
+      </w:r>
+      <w:r>
+        <w:t xml:space="preserve">Claude added "turn on shipping, weight X, or your own label at $Y" from blog posts. On his account there is no own-label option, Facebook asks only the weight, and charges one price set before any buyer exists; box size isn't asked, so a 62-inch carpet wand box (billed as 63 lb) sold with an 11 lb label.</w:t>
+      </w:r>
+      <w:r>
+        <w:t xml:space="preserve"> </w:t>
+      </w:r>
+      <w:r>
+        <w:rPr>
+          <w:iCs/>
+          <w:i/>
+        </w:rPr>
+        <w:t xml:space="preserve">"Evidently, you and the other app is not doing the proper research."</w:t>
+      </w:r>
+      <w:r>
+        <w:t xml:space="preserve"> </w:t>
+      </w:r>
+      <w:r>
+        <w:rPr>
+          <w:bCs/>
+          <w:b/>
+        </w:rPr>
+        <w:t xml:space="preserve">Fix:</w:t>
+      </w:r>
+      <w:r>
+        <w:t xml:space="preserve"> </w:t>
+      </w:r>
+      <w:r>
+        <w:t xml:space="preserve">per-ad choice (pickup / Facebook label / I ship it myself), a box-size check that warns when the post office would bill more than the weight, and pickup as the default until he picks.</w:t>
+      </w:r>
+      <w:r>
+        <w:t xml:space="preserve"> </w:t>
+      </w:r>
+      <w:r>
+        <w:rPr>
+          <w:bCs/>
+          <w:b/>
+        </w:rPr>
+        <w:t xml:space="preserve">Rule:</w:t>
+      </w:r>
+      <w:r>
+        <w:t xml:space="preserve"> </w:t>
+      </w:r>
+      <w:r>
+        <w:t xml:space="preserve">before automating anything on a platform, look at the real screen on his account (the signed-in browser) and the platform's terms; blog guides disagree and go stale.</w:t>
       </w:r>
     </w:p>
     <w:p>

--- a/docs/Next_Owner_Market_App_Builder_Playbook.docx
+++ b/docs/Next_Owner_Market_App_Builder_Playbook.docx
@@ -56932,6 +56932,70 @@
       </w:r>
       <w:r>
         <w:t xml:space="preserve">before automating anything on a platform, look at the real screen on his account (the signed-in browser) and the platform's terms; blog guides disagree and go stale.</w:t>
+      </w:r>
+    </w:p>
+    <w:p>
+      <w:pPr>
+        <w:numPr>
+          <w:ilvl w:val="0"/>
+          <w:numId w:val="1064"/>
+        </w:numPr>
+        <w:pStyle w:val="Compact"/>
+      </w:pPr>
+      <w:r>
+        <w:rPr>
+          <w:bCs/>
+          <w:b/>
+        </w:rPr>
+        <w:t xml:space="preserve">T-77. Built a new lookup screen without "Check another" (Oct 26).</w:t>
+      </w:r>
+      <w:r>
+        <w:t xml:space="preserve"> </w:t>
+      </w:r>
+      <w:r>
+        <w:t xml:space="preserve">The 🔬 Advanced What's it worth report had no way to start the next item, and no way to turn the report into a listing, even though every other lookup screen has both (locked layout, Oct 9).</w:t>
+      </w:r>
+      <w:r>
+        <w:t xml:space="preserve"> </w:t>
+      </w:r>
+      <w:r>
+        <w:rPr>
+          <w:iCs/>
+          <w:i/>
+        </w:rPr>
+        <w:t xml:space="preserve">"I can't believe you leave this kind of shit off when you already know."</w:t>
+      </w:r>
+      <w:r>
+        <w:t xml:space="preserve"> </w:t>
+      </w:r>
+      <w:r>
+        <w:rPr>
+          <w:bCs/>
+          <w:b/>
+        </w:rPr>
+        <w:t xml:space="preserve">Fix:</w:t>
+      </w:r>
+      <w:r>
+        <w:t xml:space="preserve"> </w:t>
+      </w:r>
+      <w:r>
+        <w:t xml:space="preserve">🔬 Check another next to the Word download and at the bottom, 📝 Make it a listing, and the "Your listing is written" screen sends him back to Advanced.</w:t>
+      </w:r>
+      <w:r>
+        <w:t xml:space="preserve"> </w:t>
+      </w:r>
+      <w:r>
+        <w:rPr>
+          <w:bCs/>
+          <w:b/>
+        </w:rPr>
+        <w:t xml:space="preserve">Rule:</w:t>
+      </w:r>
+      <w:r>
+        <w:t xml:space="preserve"> </w:t>
+      </w:r>
+      <w:r>
+        <w:t xml:space="preserve">a new screen that does what an old screen does gets everything the old one has (Check another, Share, make a listing, fix it) on day one; check the locked layout list before shipping.</w:t>
       </w:r>
     </w:p>
     <w:p>

--- a/docs/Next_Owner_Market_App_Builder_Playbook.docx
+++ b/docs/Next_Owner_Market_App_Builder_Playbook.docx
@@ -56996,6 +56996,70 @@
       </w:r>
       <w:r>
         <w:t xml:space="preserve">a new screen that does what an old screen does gets everything the old one has (Check another, Share, make a listing, fix it) on day one; check the locked layout list before shipping.</w:t>
+      </w:r>
+    </w:p>
+    <w:p>
+      <w:pPr>
+        <w:numPr>
+          <w:ilvl w:val="0"/>
+          <w:numId w:val="1064"/>
+        </w:numPr>
+        <w:pStyle w:val="Compact"/>
+      </w:pPr>
+      <w:r>
+        <w:rPr>
+          <w:bCs/>
+          <w:b/>
+        </w:rPr>
+        <w:t xml:space="preserve">T-78. One giant AI answer came back half empty, and the app saved it (Oct 26).</w:t>
+      </w:r>
+      <w:r>
+        <w:t xml:space="preserve"> </w:t>
+      </w:r>
+      <w:r>
+        <w:t xml:space="preserve">The B&amp;K 1476A deep report had prices but no test steps, no specs and no listing; the AI had handed the lists back as broken text, the app quietly turned them into blanks, and "Make it a listing" made an empty listing.</w:t>
+      </w:r>
+      <w:r>
+        <w:t xml:space="preserve"> </w:t>
+      </w:r>
+      <w:r>
+        <w:rPr>
+          <w:iCs/>
+          <w:i/>
+        </w:rPr>
+        <w:t xml:space="preserve">"Didn't give me jack shit."</w:t>
+      </w:r>
+      <w:r>
+        <w:t xml:space="preserve"> </w:t>
+      </w:r>
+      <w:r>
+        <w:rPr>
+          <w:bCs/>
+          <w:b/>
+        </w:rPr>
+        <w:t xml:space="preserve">Fix:</w:t>
+      </w:r>
+      <w:r>
+        <w:t xml:space="preserve"> </w:t>
+      </w:r>
+      <w:r>
+        <w:t xml:space="preserve">split into two smaller passes (value, weight and box; then test guide and listing), check each answer for what matters (4+ test steps, a 120+ word description, 8+ keywords, weight and box) and send it back to the AI with exactly what's missing, refuse to make a listing from an empty one, and a 🔄 Run it again button that also refreshes the draft listing. Tested end to end before shipping: 13 test steps, 8 faults, 7 manuals, 19 keywords, full description.</w:t>
+      </w:r>
+      <w:r>
+        <w:t xml:space="preserve"> </w:t>
+      </w:r>
+      <w:r>
+        <w:rPr>
+          <w:bCs/>
+          <w:b/>
+        </w:rPr>
+        <w:t xml:space="preserve">Rule:</w:t>
+      </w:r>
+      <w:r>
+        <w:t xml:space="preserve"> </w:t>
+      </w:r>
+      <w:r>
+        <w:t xml:space="preserve">never trust a big AI answer's shape; check the fields that matter and ask again, and test the real flow, not just the build.</w:t>
       </w:r>
     </w:p>
     <w:p>
